--- a/sppd/lab4/res2.docx
+++ b/sppd/lab4/res2.docx
@@ -37,7 +37,7 @@
                 </w:rPr>
                 <w:id w:val="404503497"/>
                 <w:placeholder>
-                  <w:docPart w:val="CFE94517C56841619E33D481D05741DF"/>
+                  <w:docPart w:val="1B8616F3AAE949B78C56ACB4F1A5860E"/>
                 </w:placeholder>
                 <w15:appearance w15:val="hidden"/>
               </w:sdtPr>
@@ -75,7 +75,7 @@
                 </w:rPr>
                 <w:id w:val="1471397780"/>
                 <w:placeholder>
-                  <w:docPart w:val="88A8CCE3693B41EEB19C4669F9DE19C9"/>
+                  <w:docPart w:val="26FF484A2EFE406592E20DF5262276A5"/>
                 </w:placeholder>
                 <w15:appearance w15:val="hidden"/>
               </w:sdtPr>
@@ -141,7 +141,7 @@
                 </w:rPr>
                 <w:id w:val="-1313789399"/>
                 <w:placeholder>
-                  <w:docPart w:val="E4F3F2F45C6B47CEBBFD6753267BE3E5"/>
+                  <w:docPart w:val="33038E8400E04A93BBBEF5CEF56DFE63"/>
                 </w:placeholder>
                 <w:showingPlcHdr/>
                 <w15:appearance w15:val="hidden"/>
@@ -168,7 +168,7 @@
                 </w:rPr>
                 <w:id w:val="-630239779"/>
                 <w:placeholder>
-                  <w:docPart w:val="45242291FDA84187AD69C2BF94B0E4F0"/>
+                  <w:docPart w:val="BAE82B9443594D69B60BA2023E493448"/>
                 </w:placeholder>
                 <w15:appearance w15:val="hidden"/>
               </w:sdtPr>
@@ -313,7 +313,7 @@
                 </w:rPr>
                 <w:id w:val="483975278"/>
                 <w:placeholder>
-                  <w:docPart w:val="DBDD0FE373F846D5AFEDA6DFB24848FF"/>
+                  <w:docPart w:val="DDC1C607278A4E0D91D02DF944DF3218"/>
                 </w:placeholder>
                 <w15:appearance w15:val="hidden"/>
               </w:sdtPr>
@@ -323,22 +323,10 @@
                     <w:noProof/>
                     <w:lang w:val="ru-RU"/>
                   </w:rPr>
-                  <w:t>Клиенту компании</w:t>
-                </w:r>
-                <w:r>
-                  <w:rPr>
-                    <w:lang w:val="ru-RU"/>
-                  </w:rPr>
-                  <w:t xml:space="preserve"> </w:t>
+                  <w:t>Клиент компании</w:t>
                 </w:r>
               </w:sdtContent>
             </w:sdt>
-            <w:r>
-              <w:rPr>
-                <w:lang w:val="ru-RU" w:bidi="ru-RU"/>
-              </w:rPr>
-              <w:t xml:space="preserve"> </w:t>
-            </w:r>
           </w:p>
           <w:p>
             <w:pPr>
@@ -357,7 +345,7 @@
                 </w:rPr>
                 <w:id w:val="-362208107"/>
                 <w:placeholder>
-                  <w:docPart w:val="1ADAE48AA94F409081577578C1B82595"/>
+                  <w:docPart w:val="EB2EFE73CDE94A95ABF548331D11EE94"/>
                 </w:placeholder>
                 <w15:appearance w15:val="hidden"/>
               </w:sdtPr>
@@ -448,7 +436,7 @@
                 </w:rPr>
                 <w:id w:val="2117006838"/>
                 <w:placeholder>
-                  <w:docPart w:val="3EE14DBFC05A4EE89E367EA5A534FD52"/>
+                  <w:docPart w:val="B99DC41DD57544119D723AA368652F1F"/>
                 </w:placeholder>
                 <w15:appearance w15:val="hidden"/>
               </w:sdtPr>
@@ -887,9 +875,9 @@
                 <w:rPr>
                   <w:lang w:val="ru-RU"/>
                 </w:rPr>
-                <w:id w:val="-1836142580"/>
+                <w:id w:val="2139986489"/>
                 <w:placeholder>
-                  <w:docPart w:val="44D3B9F01E864CF7A28C2382EE6AC1CF"/>
+                  <w:docPart w:val="36CC43785FD14BFD90990847B240F44F"/>
                 </w:placeholder>
                 <w15:appearance w15:val="hidden"/>
               </w:sdtPr>
@@ -925,9 +913,9 @@
                 <w:rPr>
                   <w:lang w:val="ru-RU"/>
                 </w:rPr>
-                <w:id w:val="780067490"/>
+                <w:id w:val="-475907828"/>
                 <w:placeholder>
-                  <w:docPart w:val="7E49913DDA724CC6B283FDCB1B85E7A0"/>
+                  <w:docPart w:val="F4B5EE088F7C4EB6AE468AA43B3C810D"/>
                 </w:placeholder>
                 <w15:appearance w15:val="hidden"/>
               </w:sdtPr>
@@ -991,9 +979,9 @@
                 <w:rPr>
                   <w:lang w:val="ru-RU"/>
                 </w:rPr>
-                <w:id w:val="-831990931"/>
+                <w:id w:val="-958494105"/>
                 <w:placeholder>
-                  <w:docPart w:val="9EED751918FF404CB7C0515E35BBF973"/>
+                  <w:docPart w:val="EA7B23CEE1104C07B5EB9780F26893EF"/>
                 </w:placeholder>
                 <w:showingPlcHdr/>
                 <w15:appearance w15:val="hidden"/>
@@ -1018,9 +1006,9 @@
                 <w:rPr>
                   <w:lang w:val="ru-RU"/>
                 </w:rPr>
-                <w:id w:val="1827005009"/>
+                <w:id w:val="-55625125"/>
                 <w:placeholder>
-                  <w:docPart w:val="BC3E16E6CB3C423BA4CF600E2A57C64A"/>
+                  <w:docPart w:val="1D73E8BB0A5645CDBECEF340535F095F"/>
                 </w:placeholder>
                 <w15:appearance w15:val="hidden"/>
               </w:sdtPr>
@@ -1163,9 +1151,9 @@
                 <w:rPr>
                   <w:lang w:val="ru-RU"/>
                 </w:rPr>
-                <w:id w:val="-1583372944"/>
+                <w:id w:val="364339194"/>
                 <w:placeholder>
-                  <w:docPart w:val="9F000D8092E94B24BDCEE5232FF8F2D3"/>
+                  <w:docPart w:val="35269B2FFA164F13B39EE4B1735BAA78"/>
                 </w:placeholder>
                 <w15:appearance w15:val="hidden"/>
               </w:sdtPr>
@@ -1175,22 +1163,10 @@
                     <w:noProof/>
                     <w:lang w:val="ru-RU"/>
                   </w:rPr>
-                  <w:t>Клиенту компании</w:t>
-                </w:r>
-                <w:r>
-                  <w:rPr>
-                    <w:lang w:val="ru-RU"/>
-                  </w:rPr>
-                  <w:t xml:space="preserve"> </w:t>
+                  <w:t>Клиент компании</w:t>
                 </w:r>
               </w:sdtContent>
             </w:sdt>
-            <w:r>
-              <w:rPr>
-                <w:lang w:val="ru-RU" w:bidi="ru-RU"/>
-              </w:rPr>
-              <w:t xml:space="preserve"> </w:t>
-            </w:r>
           </w:p>
           <w:p>
             <w:pPr>
@@ -1207,9 +1183,9 @@
                   <w:noProof/>
                   <w:lang w:val="ru-RU"/>
                 </w:rPr>
-                <w:id w:val="278538440"/>
+                <w:id w:val="1418748972"/>
                 <w:placeholder>
-                  <w:docPart w:val="3AC2F49C9A51436EB888878859CD9B0D"/>
+                  <w:docPart w:val="5D98BD07CA384770A07719A22E209D72"/>
                 </w:placeholder>
                 <w15:appearance w15:val="hidden"/>
               </w:sdtPr>
@@ -1298,9 +1274,9 @@
                 <w:rPr>
                   <w:lang w:val="ru-RU"/>
                 </w:rPr>
-                <w:id w:val="-937830815"/>
+                <w:id w:val="1157963346"/>
                 <w:placeholder>
-                  <w:docPart w:val="AFBFEEE4F7FD4CD69E329FD1102F7AEE"/>
+                  <w:docPart w:val="144715470B3C4E03A8676BC884032D78"/>
                 </w:placeholder>
                 <w15:appearance w15:val="hidden"/>
               </w:sdtPr>
@@ -1739,9 +1715,9 @@
                 <w:rPr>
                   <w:lang w:val="ru-RU"/>
                 </w:rPr>
-                <w:id w:val="1735131742"/>
+                <w:id w:val="-830515529"/>
                 <w:placeholder>
-                  <w:docPart w:val="D455D4411E8C495DAF0E1E0346485B3C"/>
+                  <w:docPart w:val="D03AA8155FB44BDEBDE9B2A47444104B"/>
                 </w:placeholder>
                 <w15:appearance w15:val="hidden"/>
               </w:sdtPr>
@@ -1777,9 +1753,9 @@
                 <w:rPr>
                   <w:lang w:val="ru-RU"/>
                 </w:rPr>
-                <w:id w:val="697511804"/>
+                <w:id w:val="-293130627"/>
                 <w:placeholder>
-                  <w:docPart w:val="E3957EAFDFC34C4E8F7EBE60734273BD"/>
+                  <w:docPart w:val="AC1828D51DF1445C9753DFA93839CA5E"/>
                 </w:placeholder>
                 <w15:appearance w15:val="hidden"/>
               </w:sdtPr>
@@ -1843,9 +1819,9 @@
                 <w:rPr>
                   <w:lang w:val="ru-RU"/>
                 </w:rPr>
-                <w:id w:val="53754657"/>
+                <w:id w:val="-1026016421"/>
                 <w:placeholder>
-                  <w:docPart w:val="9DECD4B0138C4697A56B1840F9F8F590"/>
+                  <w:docPart w:val="76031C48B2C4458DBF2FA37C42FB1CC9"/>
                 </w:placeholder>
                 <w:showingPlcHdr/>
                 <w15:appearance w15:val="hidden"/>
@@ -1870,9 +1846,9 @@
                 <w:rPr>
                   <w:lang w:val="ru-RU"/>
                 </w:rPr>
-                <w:id w:val="-1452313357"/>
+                <w:id w:val="1481962266"/>
                 <w:placeholder>
-                  <w:docPart w:val="C5DA98B55BEA4605BE59B9EA322AF64D"/>
+                  <w:docPart w:val="26FF29299C1A420788BE238502D8CDF9"/>
                 </w:placeholder>
                 <w15:appearance w15:val="hidden"/>
               </w:sdtPr>
@@ -2015,9 +1991,9 @@
                 <w:rPr>
                   <w:lang w:val="ru-RU"/>
                 </w:rPr>
-                <w:id w:val="-570045233"/>
+                <w:id w:val="-1522081017"/>
                 <w:placeholder>
-                  <w:docPart w:val="89FBFCD8025843ADBB9F483F04B58187"/>
+                  <w:docPart w:val="088D71711EB745E5A11236DDE20D2B24"/>
                 </w:placeholder>
                 <w15:appearance w15:val="hidden"/>
               </w:sdtPr>
@@ -2027,22 +2003,10 @@
                     <w:noProof/>
                     <w:lang w:val="ru-RU"/>
                   </w:rPr>
-                  <w:t>Клиенту компании</w:t>
-                </w:r>
-                <w:r>
-                  <w:rPr>
-                    <w:lang w:val="ru-RU"/>
-                  </w:rPr>
-                  <w:t xml:space="preserve"> </w:t>
+                  <w:t>Клиент компании</w:t>
                 </w:r>
               </w:sdtContent>
             </w:sdt>
-            <w:r>
-              <w:rPr>
-                <w:lang w:val="ru-RU" w:bidi="ru-RU"/>
-              </w:rPr>
-              <w:t xml:space="preserve"> </w:t>
-            </w:r>
           </w:p>
           <w:p>
             <w:pPr>
@@ -2059,9 +2023,9 @@
                   <w:noProof/>
                   <w:lang w:val="ru-RU"/>
                 </w:rPr>
-                <w:id w:val="-1966183735"/>
+                <w:id w:val="-560945972"/>
                 <w:placeholder>
-                  <w:docPart w:val="13A53F76C03B4D2B95DDA001EE624245"/>
+                  <w:docPart w:val="39756460225A4D0580BEF75BD26D44EF"/>
                 </w:placeholder>
                 <w15:appearance w15:val="hidden"/>
               </w:sdtPr>
@@ -2150,9 +2114,9 @@
                 <w:rPr>
                   <w:lang w:val="ru-RU"/>
                 </w:rPr>
-                <w:id w:val="-270867618"/>
+                <w:id w:val="2022204283"/>
                 <w:placeholder>
-                  <w:docPart w:val="15F8B678C7B94BA3B36F057B840745F9"/>
+                  <w:docPart w:val="6F61B8B247D7438784AE2E64252DAE62"/>
                 </w:placeholder>
                 <w15:appearance w15:val="hidden"/>
               </w:sdtPr>
@@ -2591,9 +2555,9 @@
                 <w:rPr>
                   <w:lang w:val="ru-RU"/>
                 </w:rPr>
-                <w:id w:val="-1138794151"/>
+                <w:id w:val="34008342"/>
                 <w:placeholder>
-                  <w:docPart w:val="443896EB0FE54FADB429000BEEF8E56E"/>
+                  <w:docPart w:val="22C0B5D9B39E4B89BA3C1CE2674A0EB6"/>
                 </w:placeholder>
                 <w15:appearance w15:val="hidden"/>
               </w:sdtPr>
@@ -2629,9 +2593,9 @@
                 <w:rPr>
                   <w:lang w:val="ru-RU"/>
                 </w:rPr>
-                <w:id w:val="-528643179"/>
+                <w:id w:val="-756280897"/>
                 <w:placeholder>
-                  <w:docPart w:val="CB6FF6EF074C4605B341C970D7957630"/>
+                  <w:docPart w:val="20D15B6689A34051B7DE254581554C83"/>
                 </w:placeholder>
                 <w15:appearance w15:val="hidden"/>
               </w:sdtPr>
@@ -2695,9 +2659,9 @@
                 <w:rPr>
                   <w:lang w:val="ru-RU"/>
                 </w:rPr>
-                <w:id w:val="823387910"/>
+                <w:id w:val="238228725"/>
                 <w:placeholder>
-                  <w:docPart w:val="D36DCC5A967D4380B16E49336017B89E"/>
+                  <w:docPart w:val="BBE3532A833D4CECACAD7FC92D7C3035"/>
                 </w:placeholder>
                 <w:showingPlcHdr/>
                 <w15:appearance w15:val="hidden"/>
@@ -2722,9 +2686,9 @@
                 <w:rPr>
                   <w:lang w:val="ru-RU"/>
                 </w:rPr>
-                <w:id w:val="815693068"/>
+                <w:id w:val="1021666336"/>
                 <w:placeholder>
-                  <w:docPart w:val="FAFB8BB6F152478694D6F1098AC4E431"/>
+                  <w:docPart w:val="11D1E92320C4435EB3B62A9F65E9D0F7"/>
                 </w:placeholder>
                 <w15:appearance w15:val="hidden"/>
               </w:sdtPr>
@@ -2867,9 +2831,9 @@
                 <w:rPr>
                   <w:lang w:val="ru-RU"/>
                 </w:rPr>
-                <w:id w:val="-1929190569"/>
+                <w:id w:val="-2107263642"/>
                 <w:placeholder>
-                  <w:docPart w:val="89CA3B938740463A8D22DDE00E2AA249"/>
+                  <w:docPart w:val="09256049CA194376A066837F0E05D82B"/>
                 </w:placeholder>
                 <w15:appearance w15:val="hidden"/>
               </w:sdtPr>
@@ -2879,22 +2843,10 @@
                     <w:noProof/>
                     <w:lang w:val="ru-RU"/>
                   </w:rPr>
-                  <w:t>Клиенту компании</w:t>
-                </w:r>
-                <w:r>
-                  <w:rPr>
-                    <w:lang w:val="ru-RU"/>
-                  </w:rPr>
-                  <w:t xml:space="preserve"> </w:t>
+                  <w:t>Клиент компании</w:t>
                 </w:r>
               </w:sdtContent>
             </w:sdt>
-            <w:r>
-              <w:rPr>
-                <w:lang w:val="ru-RU" w:bidi="ru-RU"/>
-              </w:rPr>
-              <w:t xml:space="preserve"> </w:t>
-            </w:r>
           </w:p>
           <w:p>
             <w:pPr>
@@ -2911,9 +2863,9 @@
                   <w:noProof/>
                   <w:lang w:val="ru-RU"/>
                 </w:rPr>
-                <w:id w:val="-38980156"/>
+                <w:id w:val="1824387073"/>
                 <w:placeholder>
-                  <w:docPart w:val="4256499A1E364592AA32A53398238C19"/>
+                  <w:docPart w:val="5B0C875C5B5F4D679529E28C796F2CB9"/>
                 </w:placeholder>
                 <w15:appearance w15:val="hidden"/>
               </w:sdtPr>
@@ -3002,9 +2954,9 @@
                 <w:rPr>
                   <w:lang w:val="ru-RU"/>
                 </w:rPr>
-                <w:id w:val="-563419112"/>
+                <w:id w:val="-1136722229"/>
                 <w:placeholder>
-                  <w:docPart w:val="37D9D864C95048D081B09FE860B8A7D6"/>
+                  <w:docPart w:val="0115672DD0334AC993FE8FE04729DC81"/>
                 </w:placeholder>
                 <w15:appearance w15:val="hidden"/>
               </w:sdtPr>
@@ -3443,9 +3395,9 @@
                 <w:rPr>
                   <w:lang w:val="ru-RU"/>
                 </w:rPr>
-                <w:id w:val="959305209"/>
+                <w:id w:val="451666964"/>
                 <w:placeholder>
-                  <w:docPart w:val="C63AD750B9B340E7A1D6BEC717776140"/>
+                  <w:docPart w:val="045B1A4C97594B459B0E0FF931AB397E"/>
                 </w:placeholder>
                 <w15:appearance w15:val="hidden"/>
               </w:sdtPr>
@@ -3481,9 +3433,9 @@
                 <w:rPr>
                   <w:lang w:val="ru-RU"/>
                 </w:rPr>
-                <w:id w:val="658960473"/>
+                <w:id w:val="823550438"/>
                 <w:placeholder>
-                  <w:docPart w:val="56858F4B3DF54C11ACA4A7D1BB1D9A67"/>
+                  <w:docPart w:val="82E473AB28AF49698885F27DBC949166"/>
                 </w:placeholder>
                 <w15:appearance w15:val="hidden"/>
               </w:sdtPr>
@@ -3547,9 +3499,9 @@
                 <w:rPr>
                   <w:lang w:val="ru-RU"/>
                 </w:rPr>
-                <w:id w:val="-512145736"/>
+                <w:id w:val="99218425"/>
                 <w:placeholder>
-                  <w:docPart w:val="8329F870D20A423C98B4C450807EB25F"/>
+                  <w:docPart w:val="5FA8C62991334BBA9FDC4C42F1379842"/>
                 </w:placeholder>
                 <w:showingPlcHdr/>
                 <w15:appearance w15:val="hidden"/>
@@ -3574,9 +3526,9 @@
                 <w:rPr>
                   <w:lang w:val="ru-RU"/>
                 </w:rPr>
-                <w:id w:val="1150330398"/>
+                <w:id w:val="-134413991"/>
                 <w:placeholder>
-                  <w:docPart w:val="8D3614FDD0264556A18D16BA98EF5581"/>
+                  <w:docPart w:val="6293FFAFB51547C18475AC8D70DDEF3F"/>
                 </w:placeholder>
                 <w15:appearance w15:val="hidden"/>
               </w:sdtPr>
@@ -3719,9 +3671,9 @@
                 <w:rPr>
                   <w:lang w:val="ru-RU"/>
                 </w:rPr>
-                <w:id w:val="1092738703"/>
+                <w:id w:val="52738047"/>
                 <w:placeholder>
-                  <w:docPart w:val="5D235C94EF4643E08908CCF1B01A8919"/>
+                  <w:docPart w:val="F7D74B1B010A457A9FF7A6F2AC0CC7C1"/>
                 </w:placeholder>
                 <w15:appearance w15:val="hidden"/>
               </w:sdtPr>
@@ -3731,22 +3683,10 @@
                     <w:noProof/>
                     <w:lang w:val="ru-RU"/>
                   </w:rPr>
-                  <w:t>Клиенту компании</w:t>
-                </w:r>
-                <w:r>
-                  <w:rPr>
-                    <w:lang w:val="ru-RU"/>
-                  </w:rPr>
-                  <w:t xml:space="preserve"> </w:t>
+                  <w:t>Клиент компании</w:t>
                 </w:r>
               </w:sdtContent>
             </w:sdt>
-            <w:r>
-              <w:rPr>
-                <w:lang w:val="ru-RU" w:bidi="ru-RU"/>
-              </w:rPr>
-              <w:t xml:space="preserve"> </w:t>
-            </w:r>
           </w:p>
           <w:p>
             <w:pPr>
@@ -3763,9 +3703,9 @@
                   <w:noProof/>
                   <w:lang w:val="ru-RU"/>
                 </w:rPr>
-                <w:id w:val="-2007278755"/>
+                <w:id w:val="358085670"/>
                 <w:placeholder>
-                  <w:docPart w:val="F855B72702414A929B54E6B98DEA3AD5"/>
+                  <w:docPart w:val="6280E84278214CE3A51944E8F4416D72"/>
                 </w:placeholder>
                 <w15:appearance w15:val="hidden"/>
               </w:sdtPr>
@@ -3854,9 +3794,9 @@
                 <w:rPr>
                   <w:lang w:val="ru-RU"/>
                 </w:rPr>
-                <w:id w:val="1158961750"/>
+                <w:id w:val="-1286722134"/>
                 <w:placeholder>
-                  <w:docPart w:val="C4F3FE518D9848C896EC7E8225EC6240"/>
+                  <w:docPart w:val="0AA205EBD3EB4D069CCF6189A2253E71"/>
                 </w:placeholder>
                 <w15:appearance w15:val="hidden"/>
               </w:sdtPr>
@@ -4295,9 +4235,9 @@
                 <w:rPr>
                   <w:lang w:val="ru-RU"/>
                 </w:rPr>
-                <w:id w:val="-1754119751"/>
+                <w:id w:val="1144090744"/>
                 <w:placeholder>
-                  <w:docPart w:val="784D6400499B48D19F979BC9A6F7BD50"/>
+                  <w:docPart w:val="ECE35FEA23BA4500B81D03FDD710B569"/>
                 </w:placeholder>
                 <w15:appearance w15:val="hidden"/>
               </w:sdtPr>
@@ -4333,9 +4273,9 @@
                 <w:rPr>
                   <w:lang w:val="ru-RU"/>
                 </w:rPr>
-                <w:id w:val="-1334833868"/>
+                <w:id w:val="380449843"/>
                 <w:placeholder>
-                  <w:docPart w:val="141E40205C8545F399AEDE748FAE67F8"/>
+                  <w:docPart w:val="88C852B770C548FBB387C6E71B72AE5C"/>
                 </w:placeholder>
                 <w15:appearance w15:val="hidden"/>
               </w:sdtPr>
@@ -4399,9 +4339,9 @@
                 <w:rPr>
                   <w:lang w:val="ru-RU"/>
                 </w:rPr>
-                <w:id w:val="-1093074811"/>
+                <w:id w:val="-334074597"/>
                 <w:placeholder>
-                  <w:docPart w:val="76F97E495F2C4F6CAD07053D22B986E9"/>
+                  <w:docPart w:val="D2824C7F79234F829239E2B775357063"/>
                 </w:placeholder>
                 <w:showingPlcHdr/>
                 <w15:appearance w15:val="hidden"/>
@@ -4426,9 +4366,9 @@
                 <w:rPr>
                   <w:lang w:val="ru-RU"/>
                 </w:rPr>
-                <w:id w:val="902407961"/>
+                <w:id w:val="-169864770"/>
                 <w:placeholder>
-                  <w:docPart w:val="4E56DCDC41DF49E5B885E8460A009E48"/>
+                  <w:docPart w:val="37C0D86852E844889560DCD734A166CF"/>
                 </w:placeholder>
                 <w15:appearance w15:val="hidden"/>
               </w:sdtPr>
@@ -4571,9 +4511,9 @@
                 <w:rPr>
                   <w:lang w:val="ru-RU"/>
                 </w:rPr>
-                <w:id w:val="-1165620259"/>
+                <w:id w:val="-354894154"/>
                 <w:placeholder>
-                  <w:docPart w:val="FAE36713543D467985C9F406EA1CE40B"/>
+                  <w:docPart w:val="E7D0A95B0F3C47FC81AEFE15E9B5D918"/>
                 </w:placeholder>
                 <w15:appearance w15:val="hidden"/>
               </w:sdtPr>
@@ -4583,22 +4523,10 @@
                     <w:noProof/>
                     <w:lang w:val="ru-RU"/>
                   </w:rPr>
-                  <w:t>Клиенту компании</w:t>
-                </w:r>
-                <w:r>
-                  <w:rPr>
-                    <w:lang w:val="ru-RU"/>
-                  </w:rPr>
-                  <w:t xml:space="preserve"> </w:t>
+                  <w:t>Клиент компании</w:t>
                 </w:r>
               </w:sdtContent>
             </w:sdt>
-            <w:r>
-              <w:rPr>
-                <w:lang w:val="ru-RU" w:bidi="ru-RU"/>
-              </w:rPr>
-              <w:t xml:space="preserve"> </w:t>
-            </w:r>
           </w:p>
           <w:p>
             <w:pPr>
@@ -4615,9 +4543,9 @@
                   <w:noProof/>
                   <w:lang w:val="ru-RU"/>
                 </w:rPr>
-                <w:id w:val="1541247071"/>
+                <w:id w:val="-1550761815"/>
                 <w:placeholder>
-                  <w:docPart w:val="D2B93F482F3D41B0A6D08A78EBCD783E"/>
+                  <w:docPart w:val="533352B4CADE43FE9CFB0AF0525020E1"/>
                 </w:placeholder>
                 <w15:appearance w15:val="hidden"/>
               </w:sdtPr>
@@ -4706,9 +4634,9 @@
                 <w:rPr>
                   <w:lang w:val="ru-RU"/>
                 </w:rPr>
-                <w:id w:val="-520242343"/>
+                <w:id w:val="-731540913"/>
                 <w:placeholder>
-                  <w:docPart w:val="5656518A284240318E117EE0DA0CDB8F"/>
+                  <w:docPart w:val="920991159C984434A520F68DE94CA59A"/>
                 </w:placeholder>
                 <w15:appearance w15:val="hidden"/>
               </w:sdtPr>
@@ -5147,9 +5075,9 @@
                 <w:rPr>
                   <w:lang w:val="ru-RU"/>
                 </w:rPr>
-                <w:id w:val="-1698152122"/>
+                <w:id w:val="2083556438"/>
                 <w:placeholder>
-                  <w:docPart w:val="C4F15CFC315942FFBF1D3409A2BA154C"/>
+                  <w:docPart w:val="0A04AE29DAFA4055914BEC0F4C502E57"/>
                 </w:placeholder>
                 <w15:appearance w15:val="hidden"/>
               </w:sdtPr>
@@ -5185,9 +5113,9 @@
                 <w:rPr>
                   <w:lang w:val="ru-RU"/>
                 </w:rPr>
-                <w:id w:val="1515342058"/>
+                <w:id w:val="326873651"/>
                 <w:placeholder>
-                  <w:docPart w:val="CE1A050CED4F4DA581E935C537A6A217"/>
+                  <w:docPart w:val="CA2945C2C8FD4A66AE3E05308A66D88D"/>
                 </w:placeholder>
                 <w15:appearance w15:val="hidden"/>
               </w:sdtPr>
@@ -5251,9 +5179,9 @@
                 <w:rPr>
                   <w:lang w:val="ru-RU"/>
                 </w:rPr>
-                <w:id w:val="-1725824293"/>
+                <w:id w:val="-1140877551"/>
                 <w:placeholder>
-                  <w:docPart w:val="4B9877B92DFB41DC98CF2521B06DA6E0"/>
+                  <w:docPart w:val="C26BA0A6BF9D4D81900312AD8FBF2880"/>
                 </w:placeholder>
                 <w:showingPlcHdr/>
                 <w15:appearance w15:val="hidden"/>
@@ -5278,9 +5206,9 @@
                 <w:rPr>
                   <w:lang w:val="ru-RU"/>
                 </w:rPr>
-                <w:id w:val="-849413167"/>
+                <w:id w:val="-1142191682"/>
                 <w:placeholder>
-                  <w:docPart w:val="5C78C02640DA47E78051ABD78BECBD52"/>
+                  <w:docPart w:val="FBBCB1F458F3430899909BCCEB955C7B"/>
                 </w:placeholder>
                 <w15:appearance w15:val="hidden"/>
               </w:sdtPr>
@@ -5423,9 +5351,9 @@
                 <w:rPr>
                   <w:lang w:val="ru-RU"/>
                 </w:rPr>
-                <w:id w:val="-443847366"/>
+                <w:id w:val="-1393189572"/>
                 <w:placeholder>
-                  <w:docPart w:val="F3C8D3386A9E4D5CA0EFD10D8A10F0CB"/>
+                  <w:docPart w:val="E52A907FB3E94834A0C4800ADA00C391"/>
                 </w:placeholder>
                 <w15:appearance w15:val="hidden"/>
               </w:sdtPr>
@@ -5435,22 +5363,10 @@
                     <w:noProof/>
                     <w:lang w:val="ru-RU"/>
                   </w:rPr>
-                  <w:t>Клиенту компании</w:t>
-                </w:r>
-                <w:r>
-                  <w:rPr>
-                    <w:lang w:val="ru-RU"/>
-                  </w:rPr>
-                  <w:t xml:space="preserve"> </w:t>
+                  <w:t>Клиент компании</w:t>
                 </w:r>
               </w:sdtContent>
             </w:sdt>
-            <w:r>
-              <w:rPr>
-                <w:lang w:val="ru-RU" w:bidi="ru-RU"/>
-              </w:rPr>
-              <w:t xml:space="preserve"> </w:t>
-            </w:r>
           </w:p>
           <w:p>
             <w:pPr>
@@ -5467,9 +5383,9 @@
                   <w:noProof/>
                   <w:lang w:val="ru-RU"/>
                 </w:rPr>
-                <w:id w:val="-1281555687"/>
+                <w:id w:val="1584493510"/>
                 <w:placeholder>
-                  <w:docPart w:val="E01DC29FF45D49359C714C122AE8F0A7"/>
+                  <w:docPart w:val="4B1FE4AC01FF4B75AC1E231B950890C6"/>
                 </w:placeholder>
                 <w15:appearance w15:val="hidden"/>
               </w:sdtPr>
@@ -5558,9 +5474,9 @@
                 <w:rPr>
                   <w:lang w:val="ru-RU"/>
                 </w:rPr>
-                <w:id w:val="372204281"/>
+                <w:id w:val="-637792804"/>
                 <w:placeholder>
-                  <w:docPart w:val="F8E03ACF49BF466C96CE49E6B764CEDD"/>
+                  <w:docPart w:val="27CF2A1EA73747B19CDBCC8BC7157258"/>
                 </w:placeholder>
                 <w15:appearance w15:val="hidden"/>
               </w:sdtPr>
@@ -5999,9 +5915,9 @@
                 <w:rPr>
                   <w:lang w:val="ru-RU"/>
                 </w:rPr>
-                <w:id w:val="-522401190"/>
+                <w:id w:val="-1524161051"/>
                 <w:placeholder>
-                  <w:docPart w:val="C9C65EFBC7A34150BB5F0AE9FFBC59A3"/>
+                  <w:docPart w:val="E0B337B68D054970813650AD9290BD8D"/>
                 </w:placeholder>
                 <w15:appearance w15:val="hidden"/>
               </w:sdtPr>
@@ -6037,9 +5953,9 @@
                 <w:rPr>
                   <w:lang w:val="ru-RU"/>
                 </w:rPr>
-                <w:id w:val="1408651770"/>
+                <w:id w:val="336264453"/>
                 <w:placeholder>
-                  <w:docPart w:val="6A5716159D5A4920A04F929B159791FB"/>
+                  <w:docPart w:val="03C725A320FE4E5ABB2DEF0FF35737A5"/>
                 </w:placeholder>
                 <w15:appearance w15:val="hidden"/>
               </w:sdtPr>
@@ -6103,9 +6019,9 @@
                 <w:rPr>
                   <w:lang w:val="ru-RU"/>
                 </w:rPr>
-                <w:id w:val="643318408"/>
+                <w:id w:val="302969010"/>
                 <w:placeholder>
-                  <w:docPart w:val="D0550DD7A153477880333EA8E68FB9A7"/>
+                  <w:docPart w:val="D3C88B7035F64562981E044E1488BEE0"/>
                 </w:placeholder>
                 <w:showingPlcHdr/>
                 <w15:appearance w15:val="hidden"/>
@@ -6130,9 +6046,9 @@
                 <w:rPr>
                   <w:lang w:val="ru-RU"/>
                 </w:rPr>
-                <w:id w:val="-1268152579"/>
+                <w:id w:val="1385676849"/>
                 <w:placeholder>
-                  <w:docPart w:val="96405F86DEBE45E6BEF71AF90196B7E0"/>
+                  <w:docPart w:val="E2C1FDD5C33B400983C783D52E487647"/>
                 </w:placeholder>
                 <w15:appearance w15:val="hidden"/>
               </w:sdtPr>
@@ -6275,9 +6191,9 @@
                 <w:rPr>
                   <w:lang w:val="ru-RU"/>
                 </w:rPr>
-                <w:id w:val="-346638069"/>
+                <w:id w:val="-2001491072"/>
                 <w:placeholder>
-                  <w:docPart w:val="B3E5C7343D8B4C658CBD9B97E722AA9F"/>
+                  <w:docPart w:val="D5700537FF4346A3B8485621B5F82BEF"/>
                 </w:placeholder>
                 <w15:appearance w15:val="hidden"/>
               </w:sdtPr>
@@ -6287,22 +6203,10 @@
                     <w:noProof/>
                     <w:lang w:val="ru-RU"/>
                   </w:rPr>
-                  <w:t>Клиенту компании</w:t>
-                </w:r>
-                <w:r>
-                  <w:rPr>
-                    <w:lang w:val="ru-RU"/>
-                  </w:rPr>
-                  <w:t xml:space="preserve"> </w:t>
+                  <w:t>Клиент компании</w:t>
                 </w:r>
               </w:sdtContent>
             </w:sdt>
-            <w:r>
-              <w:rPr>
-                <w:lang w:val="ru-RU" w:bidi="ru-RU"/>
-              </w:rPr>
-              <w:t xml:space="preserve"> </w:t>
-            </w:r>
           </w:p>
           <w:p>
             <w:pPr>
@@ -6319,9 +6223,9 @@
                   <w:noProof/>
                   <w:lang w:val="ru-RU"/>
                 </w:rPr>
-                <w:id w:val="1102845823"/>
+                <w:id w:val="-1335377385"/>
                 <w:placeholder>
-                  <w:docPart w:val="46A011C174EA48A0A395662AD571BAF5"/>
+                  <w:docPart w:val="3CE9E143480D4637946FEDABA83D6EF8"/>
                 </w:placeholder>
                 <w15:appearance w15:val="hidden"/>
               </w:sdtPr>
@@ -6410,9 +6314,9 @@
                 <w:rPr>
                   <w:lang w:val="ru-RU"/>
                 </w:rPr>
-                <w:id w:val="-1226062833"/>
+                <w:id w:val="1562826352"/>
                 <w:placeholder>
-                  <w:docPart w:val="3D168602FBC24F278F8315CCD4A5FE09"/>
+                  <w:docPart w:val="BEAECB4121DA485BB3E1EDEDC5F6445A"/>
                 </w:placeholder>
                 <w15:appearance w15:val="hidden"/>
               </w:sdtPr>
@@ -6851,9 +6755,9 @@
                 <w:rPr>
                   <w:lang w:val="ru-RU"/>
                 </w:rPr>
-                <w:id w:val="27466706"/>
+                <w:id w:val="-817571709"/>
                 <w:placeholder>
-                  <w:docPart w:val="24C4CE66C50645ACBA2F30699564E340"/>
+                  <w:docPart w:val="7D0254E3F4484A7488F92BB816B32AE3"/>
                 </w:placeholder>
                 <w15:appearance w15:val="hidden"/>
               </w:sdtPr>
@@ -6889,9 +6793,9 @@
                 <w:rPr>
                   <w:lang w:val="ru-RU"/>
                 </w:rPr>
-                <w:id w:val="-1569956085"/>
+                <w:id w:val="1999688767"/>
                 <w:placeholder>
-                  <w:docPart w:val="ACD68CB823D442CAA8E294DEE2F8D66E"/>
+                  <w:docPart w:val="F8EE84B42F0D439E8FD01C5544D7D4D1"/>
                 </w:placeholder>
                 <w15:appearance w15:val="hidden"/>
               </w:sdtPr>
@@ -6955,9 +6859,9 @@
                 <w:rPr>
                   <w:lang w:val="ru-RU"/>
                 </w:rPr>
-                <w:id w:val="2048177834"/>
+                <w:id w:val="-814100515"/>
                 <w:placeholder>
-                  <w:docPart w:val="6FDE3BBAE67649CCBA8FD55A201EF7D7"/>
+                  <w:docPart w:val="C2A83BA91DDD42B28E93395185B08ADE"/>
                 </w:placeholder>
                 <w:showingPlcHdr/>
                 <w15:appearance w15:val="hidden"/>
@@ -6982,9 +6886,9 @@
                 <w:rPr>
                   <w:lang w:val="ru-RU"/>
                 </w:rPr>
-                <w:id w:val="58530360"/>
+                <w:id w:val="-1326113456"/>
                 <w:placeholder>
-                  <w:docPart w:val="4570B907140842DE98A2631EE784D8E4"/>
+                  <w:docPart w:val="3D335A99DA27492F9970ABCA8FAC79D7"/>
                 </w:placeholder>
                 <w15:appearance w15:val="hidden"/>
               </w:sdtPr>
@@ -7127,9 +7031,9 @@
                 <w:rPr>
                   <w:lang w:val="ru-RU"/>
                 </w:rPr>
-                <w:id w:val="523754319"/>
+                <w:id w:val="-787505166"/>
                 <w:placeholder>
-                  <w:docPart w:val="52EA2622313E46BABE631D9561F5A9ED"/>
+                  <w:docPart w:val="C7C4686CAE9E44F389503BEF6AEE0E0F"/>
                 </w:placeholder>
                 <w15:appearance w15:val="hidden"/>
               </w:sdtPr>
@@ -7139,22 +7043,10 @@
                     <w:noProof/>
                     <w:lang w:val="ru-RU"/>
                   </w:rPr>
-                  <w:t>Клиенту компании</w:t>
-                </w:r>
-                <w:r>
-                  <w:rPr>
-                    <w:lang w:val="ru-RU"/>
-                  </w:rPr>
-                  <w:t xml:space="preserve"> </w:t>
+                  <w:t>Клиент компании</w:t>
                 </w:r>
               </w:sdtContent>
             </w:sdt>
-            <w:r>
-              <w:rPr>
-                <w:lang w:val="ru-RU" w:bidi="ru-RU"/>
-              </w:rPr>
-              <w:t xml:space="preserve"> </w:t>
-            </w:r>
           </w:p>
           <w:p>
             <w:pPr>
@@ -7171,9 +7063,9 @@
                   <w:noProof/>
                   <w:lang w:val="ru-RU"/>
                 </w:rPr>
-                <w:id w:val="-961576447"/>
+                <w:id w:val="1580026621"/>
                 <w:placeholder>
-                  <w:docPart w:val="18D51BB4F6E741AA95CC4626A1ACE73E"/>
+                  <w:docPart w:val="89E90734902D4E269C9872BA70A1AD80"/>
                 </w:placeholder>
                 <w15:appearance w15:val="hidden"/>
               </w:sdtPr>
@@ -7262,9 +7154,9 @@
                 <w:rPr>
                   <w:lang w:val="ru-RU"/>
                 </w:rPr>
-                <w:id w:val="-1133484039"/>
+                <w:id w:val="238219028"/>
                 <w:placeholder>
-                  <w:docPart w:val="35298C6F706F4CD5A88A0CA2A2ACF642"/>
+                  <w:docPart w:val="2BC6AE52EA67412CA2E0713575355658"/>
                 </w:placeholder>
                 <w15:appearance w15:val="hidden"/>
               </w:sdtPr>
@@ -7703,9 +7595,9 @@
                 <w:rPr>
                   <w:lang w:val="ru-RU"/>
                 </w:rPr>
-                <w:id w:val="1032158004"/>
+                <w:id w:val="885760487"/>
                 <w:placeholder>
-                  <w:docPart w:val="F4E9306AAA9F419F84B23AA85A93E347"/>
+                  <w:docPart w:val="8E1DD3B709CD4D31BDD5F3932C3D374D"/>
                 </w:placeholder>
                 <w15:appearance w15:val="hidden"/>
               </w:sdtPr>
@@ -7741,9 +7633,9 @@
                 <w:rPr>
                   <w:lang w:val="ru-RU"/>
                 </w:rPr>
-                <w:id w:val="-821894288"/>
+                <w:id w:val="-2139325752"/>
                 <w:placeholder>
-                  <w:docPart w:val="64A04F8C330D4587B3B717D8E353BD34"/>
+                  <w:docPart w:val="B2C4108A421D45379010E13B043015DA"/>
                 </w:placeholder>
                 <w15:appearance w15:val="hidden"/>
               </w:sdtPr>
@@ -7807,9 +7699,9 @@
                 <w:rPr>
                   <w:lang w:val="ru-RU"/>
                 </w:rPr>
-                <w:id w:val="-1179192738"/>
+                <w:id w:val="-1482531026"/>
                 <w:placeholder>
-                  <w:docPart w:val="C120F92ABEA846B580C17AA05676BFF4"/>
+                  <w:docPart w:val="0690BCFE3B304B599FAFBEECC2BF0638"/>
                 </w:placeholder>
                 <w:showingPlcHdr/>
                 <w15:appearance w15:val="hidden"/>
@@ -7834,9 +7726,9 @@
                 <w:rPr>
                   <w:lang w:val="ru-RU"/>
                 </w:rPr>
-                <w:id w:val="1675141040"/>
+                <w:id w:val="-1238246370"/>
                 <w:placeholder>
-                  <w:docPart w:val="3725DAAB31554358A6DE75B0E172FF37"/>
+                  <w:docPart w:val="B8D31671239948DEA27B5C10583CFD03"/>
                 </w:placeholder>
                 <w15:appearance w15:val="hidden"/>
               </w:sdtPr>
@@ -7979,9 +7871,9 @@
                 <w:rPr>
                   <w:lang w:val="ru-RU"/>
                 </w:rPr>
-                <w:id w:val="-1994630450"/>
+                <w:id w:val="-551537782"/>
                 <w:placeholder>
-                  <w:docPart w:val="0D9C04D5A889455D9EA39793A2DC2E5C"/>
+                  <w:docPart w:val="DF61024A410C496D845FDC23C69B5BD9"/>
                 </w:placeholder>
                 <w15:appearance w15:val="hidden"/>
               </w:sdtPr>
@@ -7991,22 +7883,10 @@
                     <w:noProof/>
                     <w:lang w:val="ru-RU"/>
                   </w:rPr>
-                  <w:t>Клиенту компании</w:t>
-                </w:r>
-                <w:r>
-                  <w:rPr>
-                    <w:lang w:val="ru-RU"/>
-                  </w:rPr>
-                  <w:t xml:space="preserve"> </w:t>
+                  <w:t>Клиент компании</w:t>
                 </w:r>
               </w:sdtContent>
             </w:sdt>
-            <w:r>
-              <w:rPr>
-                <w:lang w:val="ru-RU" w:bidi="ru-RU"/>
-              </w:rPr>
-              <w:t xml:space="preserve"> </w:t>
-            </w:r>
           </w:p>
           <w:p>
             <w:pPr>
@@ -8023,9 +7903,9 @@
                   <w:noProof/>
                   <w:lang w:val="ru-RU"/>
                 </w:rPr>
-                <w:id w:val="-102195557"/>
+                <w:id w:val="-1922710012"/>
                 <w:placeholder>
-                  <w:docPart w:val="D30B68BAA1DC4C018D73BAC9117F407D"/>
+                  <w:docPart w:val="1EA22E4703A044469CD19EDD415EFB07"/>
                 </w:placeholder>
                 <w15:appearance w15:val="hidden"/>
               </w:sdtPr>
@@ -8114,9 +7994,9 @@
                 <w:rPr>
                   <w:lang w:val="ru-RU"/>
                 </w:rPr>
-                <w:id w:val="-12922762"/>
+                <w:id w:val="-440985072"/>
                 <w:placeholder>
-                  <w:docPart w:val="2A80686167194599A9923BB43EC2781F"/>
+                  <w:docPart w:val="7F90D798589B408093F8074DA65794C2"/>
                 </w:placeholder>
                 <w15:appearance w15:val="hidden"/>
               </w:sdtPr>
@@ -8555,9 +8435,9 @@
                 <w:rPr>
                   <w:lang w:val="ru-RU"/>
                 </w:rPr>
-                <w:id w:val="1673906334"/>
+                <w:id w:val="-1290047650"/>
                 <w:placeholder>
-                  <w:docPart w:val="3B51CC3915E64366A0C7539BEDB78BFC"/>
+                  <w:docPart w:val="935A88A9BD7D4F58A8DA15AF774E0A09"/>
                 </w:placeholder>
                 <w15:appearance w15:val="hidden"/>
               </w:sdtPr>
@@ -8593,9 +8473,9 @@
                 <w:rPr>
                   <w:lang w:val="ru-RU"/>
                 </w:rPr>
-                <w:id w:val="-921556340"/>
+                <w:id w:val="-1316790920"/>
                 <w:placeholder>
-                  <w:docPart w:val="1FACC8EDED4E444380A48182E1BFF0AB"/>
+                  <w:docPart w:val="FE6391AAAB324EBA9186DAB0AE198483"/>
                 </w:placeholder>
                 <w15:appearance w15:val="hidden"/>
               </w:sdtPr>
@@ -8659,9 +8539,9 @@
                 <w:rPr>
                   <w:lang w:val="ru-RU"/>
                 </w:rPr>
-                <w:id w:val="-1660139177"/>
+                <w:id w:val="164058436"/>
                 <w:placeholder>
-                  <w:docPart w:val="6224B5FACB7D4A0F9134A98BEBF64103"/>
+                  <w:docPart w:val="F92E7C0217254C02A55D5CA55CAEE175"/>
                 </w:placeholder>
                 <w:showingPlcHdr/>
                 <w15:appearance w15:val="hidden"/>
@@ -8686,9 +8566,9 @@
                 <w:rPr>
                   <w:lang w:val="ru-RU"/>
                 </w:rPr>
-                <w:id w:val="-468280324"/>
+                <w:id w:val="1882747349"/>
                 <w:placeholder>
-                  <w:docPart w:val="EBEDCD93C65F477ABB005550FA9B1FC4"/>
+                  <w:docPart w:val="8E9AC0136FB245CC93EE28F5FC1E240C"/>
                 </w:placeholder>
                 <w15:appearance w15:val="hidden"/>
               </w:sdtPr>
@@ -8831,9 +8711,9 @@
                 <w:rPr>
                   <w:lang w:val="ru-RU"/>
                 </w:rPr>
-                <w:id w:val="1805040527"/>
+                <w:id w:val="1459456960"/>
                 <w:placeholder>
-                  <w:docPart w:val="DB24E35FF23B4708AC1D2D31B40A03AF"/>
+                  <w:docPart w:val="3C6D42691DD9407AA3F07A1538DD8804"/>
                 </w:placeholder>
                 <w15:appearance w15:val="hidden"/>
               </w:sdtPr>
@@ -8843,22 +8723,10 @@
                     <w:noProof/>
                     <w:lang w:val="ru-RU"/>
                   </w:rPr>
-                  <w:t>Клиенту компании</w:t>
-                </w:r>
-                <w:r>
-                  <w:rPr>
-                    <w:lang w:val="ru-RU"/>
-                  </w:rPr>
-                  <w:t xml:space="preserve"> </w:t>
+                  <w:t>Клиент компании</w:t>
                 </w:r>
               </w:sdtContent>
             </w:sdt>
-            <w:r>
-              <w:rPr>
-                <w:lang w:val="ru-RU" w:bidi="ru-RU"/>
-              </w:rPr>
-              <w:t xml:space="preserve"> </w:t>
-            </w:r>
           </w:p>
           <w:p>
             <w:pPr>
@@ -8875,9 +8743,9 @@
                   <w:noProof/>
                   <w:lang w:val="ru-RU"/>
                 </w:rPr>
-                <w:id w:val="-1219356596"/>
+                <w:id w:val="-1689131685"/>
                 <w:placeholder>
-                  <w:docPart w:val="9390EA0691C54C859567DA736E554DF1"/>
+                  <w:docPart w:val="686F123AC46A439A8AD543C7DFC9B64E"/>
                 </w:placeholder>
                 <w15:appearance w15:val="hidden"/>
               </w:sdtPr>
@@ -8966,9 +8834,9 @@
                 <w:rPr>
                   <w:lang w:val="ru-RU"/>
                 </w:rPr>
-                <w:id w:val="1715930357"/>
+                <w:id w:val="1130591335"/>
                 <w:placeholder>
-                  <w:docPart w:val="69B2102C81D14049AB121B1B7FE10567"/>
+                  <w:docPart w:val="C7E9937FBB364CB6B4A8F80F4EB963B2"/>
                 </w:placeholder>
                 <w15:appearance w15:val="hidden"/>
               </w:sdtPr>
@@ -9407,9 +9275,9 @@
                 <w:rPr>
                   <w:lang w:val="ru-RU"/>
                 </w:rPr>
-                <w:id w:val="-882795148"/>
+                <w:id w:val="1646771995"/>
                 <w:placeholder>
-                  <w:docPart w:val="A29A92B1C0C0468495504075A1270081"/>
+                  <w:docPart w:val="900E3D285BC24FD293CA67D94627B0F6"/>
                 </w:placeholder>
                 <w15:appearance w15:val="hidden"/>
               </w:sdtPr>
@@ -9445,9 +9313,9 @@
                 <w:rPr>
                   <w:lang w:val="ru-RU"/>
                 </w:rPr>
-                <w:id w:val="-1026252369"/>
+                <w:id w:val="-430503017"/>
                 <w:placeholder>
-                  <w:docPart w:val="4E5858571DE642E59208C57960057CA7"/>
+                  <w:docPart w:val="D38D5E1DFB2D4AEFB5C772481113D77D"/>
                 </w:placeholder>
                 <w15:appearance w15:val="hidden"/>
               </w:sdtPr>
@@ -9511,9 +9379,9 @@
                 <w:rPr>
                   <w:lang w:val="ru-RU"/>
                 </w:rPr>
-                <w:id w:val="552892840"/>
+                <w:id w:val="-209880846"/>
                 <w:placeholder>
-                  <w:docPart w:val="A4C358B51FC34E09BACD61D948459CA7"/>
+                  <w:docPart w:val="9490629781AE42ACAE0B4985681BC538"/>
                 </w:placeholder>
                 <w:showingPlcHdr/>
                 <w15:appearance w15:val="hidden"/>
@@ -9538,9 +9406,9 @@
                 <w:rPr>
                   <w:lang w:val="ru-RU"/>
                 </w:rPr>
-                <w:id w:val="-2089527838"/>
+                <w:id w:val="818537420"/>
                 <w:placeholder>
-                  <w:docPart w:val="41DD2ADBBDDE49E39B1B3E0DD632714B"/>
+                  <w:docPart w:val="3DFE79F3E6064AA283DBBB0468A4E6FB"/>
                 </w:placeholder>
                 <w15:appearance w15:val="hidden"/>
               </w:sdtPr>
@@ -9683,9 +9551,9 @@
                 <w:rPr>
                   <w:lang w:val="ru-RU"/>
                 </w:rPr>
-                <w:id w:val="107943412"/>
+                <w:id w:val="1820154737"/>
                 <w:placeholder>
-                  <w:docPart w:val="BCE992822EDB464DA530B4D1C064D842"/>
+                  <w:docPart w:val="6058C3E06AE248EC950528A97015558C"/>
                 </w:placeholder>
                 <w15:appearance w15:val="hidden"/>
               </w:sdtPr>
@@ -9695,22 +9563,10 @@
                     <w:noProof/>
                     <w:lang w:val="ru-RU"/>
                   </w:rPr>
-                  <w:t>Клиенту компании</w:t>
-                </w:r>
-                <w:r>
-                  <w:rPr>
-                    <w:lang w:val="ru-RU"/>
-                  </w:rPr>
-                  <w:t xml:space="preserve"> </w:t>
+                  <w:t>Клиент компании</w:t>
                 </w:r>
               </w:sdtContent>
             </w:sdt>
-            <w:r>
-              <w:rPr>
-                <w:lang w:val="ru-RU" w:bidi="ru-RU"/>
-              </w:rPr>
-              <w:t xml:space="preserve"> </w:t>
-            </w:r>
           </w:p>
           <w:p>
             <w:pPr>
@@ -9727,9 +9583,9 @@
                   <w:noProof/>
                   <w:lang w:val="ru-RU"/>
                 </w:rPr>
-                <w:id w:val="-1967660015"/>
+                <w:id w:val="1292162595"/>
                 <w:placeholder>
-                  <w:docPart w:val="D27043DA70C84EF78F11316E4611B297"/>
+                  <w:docPart w:val="8274F11A6775418BB00220BF8092E2E9"/>
                 </w:placeholder>
                 <w15:appearance w15:val="hidden"/>
               </w:sdtPr>
@@ -9818,9 +9674,9 @@
                 <w:rPr>
                   <w:lang w:val="ru-RU"/>
                 </w:rPr>
-                <w:id w:val="-870995425"/>
+                <w:id w:val="1756393943"/>
                 <w:placeholder>
-                  <w:docPart w:val="983035C35F394A60BEB5B18C97430751"/>
+                  <w:docPart w:val="B0620E4925F04E079CDFA26A2F1EC797"/>
                 </w:placeholder>
                 <w15:appearance w15:val="hidden"/>
               </w:sdtPr>
@@ -12052,7 +11908,7 @@
   <w:docParts>
     <w:docPart>
       <w:docPartPr>
-        <w:name w:val="CFE94517C56841619E33D481D05741DF"/>
+        <w:name w:val="1B8616F3AAE949B78C56ACB4F1A5860E"/>
         <w:category>
           <w:name w:val="Общие"/>
           <w:gallery w:val="placeholder"/>
@@ -12063,12 +11919,12 @@
         <w:behaviors>
           <w:behavior w:val="content"/>
         </w:behaviors>
-        <w:guid w:val="{D4838282-4F6B-4566-8793-B83438129A73}"/>
+        <w:guid w:val="{856FD9B7-4736-4AE0-9FA7-59D778B64087}"/>
       </w:docPartPr>
       <w:docPartBody>
         <w:p>
           <w:pPr>
-            <w:pStyle w:val="CFE94517C56841619E33D481D05741DF"/>
+            <w:pStyle w:val="1B8616F3AAE949B78C56ACB4F1A5860E"/>
           </w:pPr>
           <w:r>
             <w:rPr>
@@ -12081,7 +11937,7 @@
     </w:docPart>
     <w:docPart>
       <w:docPartPr>
-        <w:name w:val="88A8CCE3693B41EEB19C4669F9DE19C9"/>
+        <w:name w:val="26FF484A2EFE406592E20DF5262276A5"/>
         <w:category>
           <w:name w:val="Общие"/>
           <w:gallery w:val="placeholder"/>
@@ -12092,12 +11948,12 @@
         <w:behaviors>
           <w:behavior w:val="content"/>
         </w:behaviors>
-        <w:guid w:val="{3F6274F8-5C95-4A51-8DCB-4223535F68B4}"/>
+        <w:guid w:val="{3E5AB0BF-D224-4A20-BAD6-1C0F5B1A245B}"/>
       </w:docPartPr>
       <w:docPartBody>
         <w:p>
           <w:pPr>
-            <w:pStyle w:val="88A8CCE3693B41EEB19C4669F9DE19C9"/>
+            <w:pStyle w:val="26FF484A2EFE406592E20DF5262276A5"/>
           </w:pPr>
           <w:r>
             <w:rPr>
@@ -12110,7 +11966,7 @@
     </w:docPart>
     <w:docPart>
       <w:docPartPr>
-        <w:name w:val="E4F3F2F45C6B47CEBBFD6753267BE3E5"/>
+        <w:name w:val="33038E8400E04A93BBBEF5CEF56DFE63"/>
         <w:category>
           <w:name w:val="Общие"/>
           <w:gallery w:val="placeholder"/>
@@ -12121,12 +11977,12 @@
         <w:behaviors>
           <w:behavior w:val="content"/>
         </w:behaviors>
-        <w:guid w:val="{BF79DB9D-A973-4253-828F-A968379D6B75}"/>
+        <w:guid w:val="{DD9F159A-EA03-467E-AC3E-D90159819E8A}"/>
       </w:docPartPr>
       <w:docPartBody>
         <w:p>
           <w:pPr>
-            <w:pStyle w:val="E4F3F2F45C6B47CEBBFD6753267BE3E5"/>
+            <w:pStyle w:val="33038E8400E04A93BBBEF5CEF56DFE63"/>
           </w:pPr>
           <w:r>
             <w:rPr>
@@ -12139,7 +11995,7 @@
     </w:docPart>
     <w:docPart>
       <w:docPartPr>
-        <w:name w:val="45242291FDA84187AD69C2BF94B0E4F0"/>
+        <w:name w:val="BAE82B9443594D69B60BA2023E493448"/>
         <w:category>
           <w:name w:val="Общие"/>
           <w:gallery w:val="placeholder"/>
@@ -12150,12 +12006,12 @@
         <w:behaviors>
           <w:behavior w:val="content"/>
         </w:behaviors>
-        <w:guid w:val="{03156085-278F-4CB3-B99E-190DAE5DEE07}"/>
+        <w:guid w:val="{996DD4A6-0232-4E99-B567-535D08490DE9}"/>
       </w:docPartPr>
       <w:docPartBody>
         <w:p>
           <w:pPr>
-            <w:pStyle w:val="45242291FDA84187AD69C2BF94B0E4F0"/>
+            <w:pStyle w:val="BAE82B9443594D69B60BA2023E493448"/>
           </w:pPr>
           <w:r>
             <w:rPr>
@@ -12168,7 +12024,7 @@
     </w:docPart>
     <w:docPart>
       <w:docPartPr>
-        <w:name w:val="DBDD0FE373F846D5AFEDA6DFB24848FF"/>
+        <w:name w:val="DDC1C607278A4E0D91D02DF944DF3218"/>
         <w:category>
           <w:name w:val="Общие"/>
           <w:gallery w:val="placeholder"/>
@@ -12179,12 +12035,12 @@
         <w:behaviors>
           <w:behavior w:val="content"/>
         </w:behaviors>
-        <w:guid w:val="{4B292705-122B-4AD0-A8D3-CE64E4AA126A}"/>
+        <w:guid w:val="{94F343FA-E2F5-4EC8-AD51-991662112677}"/>
       </w:docPartPr>
       <w:docPartBody>
         <w:p>
           <w:pPr>
-            <w:pStyle w:val="DBDD0FE373F846D5AFEDA6DFB24848FF"/>
+            <w:pStyle w:val="DDC1C607278A4E0D91D02DF944DF3218"/>
           </w:pPr>
           <w:r>
             <w:rPr>
@@ -12197,7 +12053,7 @@
     </w:docPart>
     <w:docPart>
       <w:docPartPr>
-        <w:name w:val="1ADAE48AA94F409081577578C1B82595"/>
+        <w:name w:val="EB2EFE73CDE94A95ABF548331D11EE94"/>
         <w:category>
           <w:name w:val="Общие"/>
           <w:gallery w:val="placeholder"/>
@@ -12208,12 +12064,12 @@
         <w:behaviors>
           <w:behavior w:val="content"/>
         </w:behaviors>
-        <w:guid w:val="{53F78BCC-D090-4FDD-B6C3-E9C4B4FE9026}"/>
+        <w:guid w:val="{AFD68051-C085-4E5C-9D91-FCA52D35B30D}"/>
       </w:docPartPr>
       <w:docPartBody>
         <w:p>
           <w:pPr>
-            <w:pStyle w:val="1ADAE48AA94F409081577578C1B82595"/>
+            <w:pStyle w:val="EB2EFE73CDE94A95ABF548331D11EE94"/>
           </w:pPr>
           <w:r>
             <w:rPr>
@@ -12226,7 +12082,7 @@
     </w:docPart>
     <w:docPart>
       <w:docPartPr>
-        <w:name w:val="3EE14DBFC05A4EE89E367EA5A534FD52"/>
+        <w:name w:val="B99DC41DD57544119D723AA368652F1F"/>
         <w:category>
           <w:name w:val="Общие"/>
           <w:gallery w:val="placeholder"/>
@@ -12237,12 +12093,12 @@
         <w:behaviors>
           <w:behavior w:val="content"/>
         </w:behaviors>
-        <w:guid w:val="{11A409B2-CD33-41AD-AA7E-0E5664B14861}"/>
+        <w:guid w:val="{D39B93F3-85FD-424D-BD50-1542D2589DC6}"/>
       </w:docPartPr>
       <w:docPartBody>
         <w:p>
           <w:pPr>
-            <w:pStyle w:val="3EE14DBFC05A4EE89E367EA5A534FD52"/>
+            <w:pStyle w:val="B99DC41DD57544119D723AA368652F1F"/>
           </w:pPr>
           <w:r>
             <w:rPr>
@@ -12255,7 +12111,7 @@
     </w:docPart>
     <w:docPart>
       <w:docPartPr>
-        <w:name w:val="44D3B9F01E864CF7A28C2382EE6AC1CF"/>
+        <w:name w:val="36CC43785FD14BFD90990847B240F44F"/>
         <w:category>
           <w:name w:val="Общие"/>
           <w:gallery w:val="placeholder"/>
@@ -12266,12 +12122,12 @@
         <w:behaviors>
           <w:behavior w:val="content"/>
         </w:behaviors>
-        <w:guid w:val="{89952BFB-0DDE-4FDD-AA57-3F65387C0DCD}"/>
+        <w:guid w:val="{BC342711-2523-4E51-866B-D97BA929722E}"/>
       </w:docPartPr>
       <w:docPartBody>
         <w:p>
           <w:pPr>
-            <w:pStyle w:val="44D3B9F01E864CF7A28C2382EE6AC1CF"/>
+            <w:pStyle w:val="36CC43785FD14BFD90990847B240F44F"/>
           </w:pPr>
           <w:r>
             <w:rPr>
@@ -12284,7 +12140,7 @@
     </w:docPart>
     <w:docPart>
       <w:docPartPr>
-        <w:name w:val="7E49913DDA724CC6B283FDCB1B85E7A0"/>
+        <w:name w:val="F4B5EE088F7C4EB6AE468AA43B3C810D"/>
         <w:category>
           <w:name w:val="Общие"/>
           <w:gallery w:val="placeholder"/>
@@ -12295,12 +12151,12 @@
         <w:behaviors>
           <w:behavior w:val="content"/>
         </w:behaviors>
-        <w:guid w:val="{5314F5B4-68AD-4E0E-BF99-7CE38772B640}"/>
+        <w:guid w:val="{DE84F210-C646-4110-927D-F1CC8ECEA05B}"/>
       </w:docPartPr>
       <w:docPartBody>
         <w:p>
           <w:pPr>
-            <w:pStyle w:val="7E49913DDA724CC6B283FDCB1B85E7A0"/>
+            <w:pStyle w:val="F4B5EE088F7C4EB6AE468AA43B3C810D"/>
           </w:pPr>
           <w:r>
             <w:rPr>
@@ -12313,7 +12169,7 @@
     </w:docPart>
     <w:docPart>
       <w:docPartPr>
-        <w:name w:val="9EED751918FF404CB7C0515E35BBF973"/>
+        <w:name w:val="EA7B23CEE1104C07B5EB9780F26893EF"/>
         <w:category>
           <w:name w:val="Общие"/>
           <w:gallery w:val="placeholder"/>
@@ -12324,12 +12180,12 @@
         <w:behaviors>
           <w:behavior w:val="content"/>
         </w:behaviors>
-        <w:guid w:val="{5FD57D10-3E2D-4671-95CA-578F170F3B99}"/>
+        <w:guid w:val="{98C4E09D-B0A1-44F6-91EE-72DF2E5A7658}"/>
       </w:docPartPr>
       <w:docPartBody>
         <w:p>
           <w:pPr>
-            <w:pStyle w:val="9EED751918FF404CB7C0515E35BBF973"/>
+            <w:pStyle w:val="EA7B23CEE1104C07B5EB9780F26893EF"/>
           </w:pPr>
           <w:r>
             <w:rPr>
@@ -12342,7 +12198,7 @@
     </w:docPart>
     <w:docPart>
       <w:docPartPr>
-        <w:name w:val="BC3E16E6CB3C423BA4CF600E2A57C64A"/>
+        <w:name w:val="1D73E8BB0A5645CDBECEF340535F095F"/>
         <w:category>
           <w:name w:val="Общие"/>
           <w:gallery w:val="placeholder"/>
@@ -12353,12 +12209,12 @@
         <w:behaviors>
           <w:behavior w:val="content"/>
         </w:behaviors>
-        <w:guid w:val="{98BA1D17-E54E-49D2-B602-107FC8067CBF}"/>
+        <w:guid w:val="{83143F67-9F06-45ED-BAF7-CFE7ADE2B2E3}"/>
       </w:docPartPr>
       <w:docPartBody>
         <w:p>
           <w:pPr>
-            <w:pStyle w:val="BC3E16E6CB3C423BA4CF600E2A57C64A"/>
+            <w:pStyle w:val="1D73E8BB0A5645CDBECEF340535F095F"/>
           </w:pPr>
           <w:r>
             <w:rPr>
@@ -12371,7 +12227,7 @@
     </w:docPart>
     <w:docPart>
       <w:docPartPr>
-        <w:name w:val="9F000D8092E94B24BDCEE5232FF8F2D3"/>
+        <w:name w:val="35269B2FFA164F13B39EE4B1735BAA78"/>
         <w:category>
           <w:name w:val="Общие"/>
           <w:gallery w:val="placeholder"/>
@@ -12382,12 +12238,12 @@
         <w:behaviors>
           <w:behavior w:val="content"/>
         </w:behaviors>
-        <w:guid w:val="{791EB1F9-92F0-4C6A-B404-2B18AAF722BF}"/>
+        <w:guid w:val="{CBB902D9-1FC7-4F24-9294-6319BF22C6DE}"/>
       </w:docPartPr>
       <w:docPartBody>
         <w:p>
           <w:pPr>
-            <w:pStyle w:val="9F000D8092E94B24BDCEE5232FF8F2D3"/>
+            <w:pStyle w:val="35269B2FFA164F13B39EE4B1735BAA78"/>
           </w:pPr>
           <w:r>
             <w:rPr>
@@ -12400,7 +12256,7 @@
     </w:docPart>
     <w:docPart>
       <w:docPartPr>
-        <w:name w:val="3AC2F49C9A51436EB888878859CD9B0D"/>
+        <w:name w:val="5D98BD07CA384770A07719A22E209D72"/>
         <w:category>
           <w:name w:val="Общие"/>
           <w:gallery w:val="placeholder"/>
@@ -12411,12 +12267,12 @@
         <w:behaviors>
           <w:behavior w:val="content"/>
         </w:behaviors>
-        <w:guid w:val="{6B78758A-9D16-4565-BCE8-2C26584A15E8}"/>
+        <w:guid w:val="{3170CA0A-8573-44F3-9CF1-7F9A65FFFBC4}"/>
       </w:docPartPr>
       <w:docPartBody>
         <w:p>
           <w:pPr>
-            <w:pStyle w:val="3AC2F49C9A51436EB888878859CD9B0D"/>
+            <w:pStyle w:val="5D98BD07CA384770A07719A22E209D72"/>
           </w:pPr>
           <w:r>
             <w:rPr>
@@ -12429,7 +12285,7 @@
     </w:docPart>
     <w:docPart>
       <w:docPartPr>
-        <w:name w:val="AFBFEEE4F7FD4CD69E329FD1102F7AEE"/>
+        <w:name w:val="144715470B3C4E03A8676BC884032D78"/>
         <w:category>
           <w:name w:val="Общие"/>
           <w:gallery w:val="placeholder"/>
@@ -12440,12 +12296,12 @@
         <w:behaviors>
           <w:behavior w:val="content"/>
         </w:behaviors>
-        <w:guid w:val="{A7FF8437-F6DC-409A-ABA9-F81A5EE2EF99}"/>
+        <w:guid w:val="{9F24544F-F237-4322-A992-A0F3F6491FD8}"/>
       </w:docPartPr>
       <w:docPartBody>
         <w:p>
           <w:pPr>
-            <w:pStyle w:val="AFBFEEE4F7FD4CD69E329FD1102F7AEE"/>
+            <w:pStyle w:val="144715470B3C4E03A8676BC884032D78"/>
           </w:pPr>
           <w:r>
             <w:rPr>
@@ -12458,7 +12314,7 @@
     </w:docPart>
     <w:docPart>
       <w:docPartPr>
-        <w:name w:val="D455D4411E8C495DAF0E1E0346485B3C"/>
+        <w:name w:val="D03AA8155FB44BDEBDE9B2A47444104B"/>
         <w:category>
           <w:name w:val="Общие"/>
           <w:gallery w:val="placeholder"/>
@@ -12469,12 +12325,12 @@
         <w:behaviors>
           <w:behavior w:val="content"/>
         </w:behaviors>
-        <w:guid w:val="{1886FAB7-590C-4CD2-86D0-72C3702CF1CF}"/>
+        <w:guid w:val="{41E4EBE0-CDAF-4741-AB56-7AFE1AA2FEEF}"/>
       </w:docPartPr>
       <w:docPartBody>
         <w:p>
           <w:pPr>
-            <w:pStyle w:val="D455D4411E8C495DAF0E1E0346485B3C"/>
+            <w:pStyle w:val="D03AA8155FB44BDEBDE9B2A47444104B"/>
           </w:pPr>
           <w:r>
             <w:rPr>
@@ -12487,7 +12343,7 @@
     </w:docPart>
     <w:docPart>
       <w:docPartPr>
-        <w:name w:val="E3957EAFDFC34C4E8F7EBE60734273BD"/>
+        <w:name w:val="AC1828D51DF1445C9753DFA93839CA5E"/>
         <w:category>
           <w:name w:val="Общие"/>
           <w:gallery w:val="placeholder"/>
@@ -12498,12 +12354,12 @@
         <w:behaviors>
           <w:behavior w:val="content"/>
         </w:behaviors>
-        <w:guid w:val="{66618E2A-C72B-4E73-8256-64618C3682ED}"/>
+        <w:guid w:val="{46FF649C-B201-45B9-ABA1-A98642075994}"/>
       </w:docPartPr>
       <w:docPartBody>
         <w:p>
           <w:pPr>
-            <w:pStyle w:val="E3957EAFDFC34C4E8F7EBE60734273BD"/>
+            <w:pStyle w:val="AC1828D51DF1445C9753DFA93839CA5E"/>
           </w:pPr>
           <w:r>
             <w:rPr>
@@ -12516,7 +12372,7 @@
     </w:docPart>
     <w:docPart>
       <w:docPartPr>
-        <w:name w:val="9DECD4B0138C4697A56B1840F9F8F590"/>
+        <w:name w:val="76031C48B2C4458DBF2FA37C42FB1CC9"/>
         <w:category>
           <w:name w:val="Общие"/>
           <w:gallery w:val="placeholder"/>
@@ -12527,12 +12383,12 @@
         <w:behaviors>
           <w:behavior w:val="content"/>
         </w:behaviors>
-        <w:guid w:val="{C4123C3F-D30E-4999-BAF5-A661F63DF1FF}"/>
+        <w:guid w:val="{7E523E6E-AE03-496D-9D98-EC032A34D4B3}"/>
       </w:docPartPr>
       <w:docPartBody>
         <w:p>
           <w:pPr>
-            <w:pStyle w:val="9DECD4B0138C4697A56B1840F9F8F590"/>
+            <w:pStyle w:val="76031C48B2C4458DBF2FA37C42FB1CC9"/>
           </w:pPr>
           <w:r>
             <w:rPr>
@@ -12545,7 +12401,7 @@
     </w:docPart>
     <w:docPart>
       <w:docPartPr>
-        <w:name w:val="C5DA98B55BEA4605BE59B9EA322AF64D"/>
+        <w:name w:val="26FF29299C1A420788BE238502D8CDF9"/>
         <w:category>
           <w:name w:val="Общие"/>
           <w:gallery w:val="placeholder"/>
@@ -12556,12 +12412,12 @@
         <w:behaviors>
           <w:behavior w:val="content"/>
         </w:behaviors>
-        <w:guid w:val="{CA3F5F03-C961-4C23-9C90-AF8DDB036F17}"/>
+        <w:guid w:val="{BA29548F-F41B-47D2-98A7-FBD053907689}"/>
       </w:docPartPr>
       <w:docPartBody>
         <w:p>
           <w:pPr>
-            <w:pStyle w:val="C5DA98B55BEA4605BE59B9EA322AF64D"/>
+            <w:pStyle w:val="26FF29299C1A420788BE238502D8CDF9"/>
           </w:pPr>
           <w:r>
             <w:rPr>
@@ -12574,7 +12430,7 @@
     </w:docPart>
     <w:docPart>
       <w:docPartPr>
-        <w:name w:val="89FBFCD8025843ADBB9F483F04B58187"/>
+        <w:name w:val="088D71711EB745E5A11236DDE20D2B24"/>
         <w:category>
           <w:name w:val="Общие"/>
           <w:gallery w:val="placeholder"/>
@@ -12585,12 +12441,12 @@
         <w:behaviors>
           <w:behavior w:val="content"/>
         </w:behaviors>
-        <w:guid w:val="{0D1BB39F-C9B7-4102-B365-1595308A221F}"/>
+        <w:guid w:val="{6EA539F7-20C7-48D0-87FC-CDF511A8D8CA}"/>
       </w:docPartPr>
       <w:docPartBody>
         <w:p>
           <w:pPr>
-            <w:pStyle w:val="89FBFCD8025843ADBB9F483F04B58187"/>
+            <w:pStyle w:val="088D71711EB745E5A11236DDE20D2B24"/>
           </w:pPr>
           <w:r>
             <w:rPr>
@@ -12603,7 +12459,7 @@
     </w:docPart>
     <w:docPart>
       <w:docPartPr>
-        <w:name w:val="13A53F76C03B4D2B95DDA001EE624245"/>
+        <w:name w:val="39756460225A4D0580BEF75BD26D44EF"/>
         <w:category>
           <w:name w:val="Общие"/>
           <w:gallery w:val="placeholder"/>
@@ -12614,12 +12470,12 @@
         <w:behaviors>
           <w:behavior w:val="content"/>
         </w:behaviors>
-        <w:guid w:val="{DB19B344-FCB1-4444-94F2-32A916C965B8}"/>
+        <w:guid w:val="{A00D7876-A70F-4A16-B901-AE6456206D63}"/>
       </w:docPartPr>
       <w:docPartBody>
         <w:p>
           <w:pPr>
-            <w:pStyle w:val="13A53F76C03B4D2B95DDA001EE624245"/>
+            <w:pStyle w:val="39756460225A4D0580BEF75BD26D44EF"/>
           </w:pPr>
           <w:r>
             <w:rPr>
@@ -12632,7 +12488,7 @@
     </w:docPart>
     <w:docPart>
       <w:docPartPr>
-        <w:name w:val="15F8B678C7B94BA3B36F057B840745F9"/>
+        <w:name w:val="6F61B8B247D7438784AE2E64252DAE62"/>
         <w:category>
           <w:name w:val="Общие"/>
           <w:gallery w:val="placeholder"/>
@@ -12643,12 +12499,12 @@
         <w:behaviors>
           <w:behavior w:val="content"/>
         </w:behaviors>
-        <w:guid w:val="{91B1F135-0BC0-4CC9-A7B6-509CF3DB8A0A}"/>
+        <w:guid w:val="{3427A4C3-BD54-4742-949E-BD858BFC3D9D}"/>
       </w:docPartPr>
       <w:docPartBody>
         <w:p>
           <w:pPr>
-            <w:pStyle w:val="15F8B678C7B94BA3B36F057B840745F9"/>
+            <w:pStyle w:val="6F61B8B247D7438784AE2E64252DAE62"/>
           </w:pPr>
           <w:r>
             <w:rPr>
@@ -12661,7 +12517,7 @@
     </w:docPart>
     <w:docPart>
       <w:docPartPr>
-        <w:name w:val="443896EB0FE54FADB429000BEEF8E56E"/>
+        <w:name w:val="22C0B5D9B39E4B89BA3C1CE2674A0EB6"/>
         <w:category>
           <w:name w:val="Общие"/>
           <w:gallery w:val="placeholder"/>
@@ -12672,12 +12528,12 @@
         <w:behaviors>
           <w:behavior w:val="content"/>
         </w:behaviors>
-        <w:guid w:val="{3BC2D339-FD4A-40BC-B910-DC766D965CDE}"/>
+        <w:guid w:val="{07BEC0E1-DA9E-47B3-BA6E-1C8AA05552D5}"/>
       </w:docPartPr>
       <w:docPartBody>
         <w:p>
           <w:pPr>
-            <w:pStyle w:val="443896EB0FE54FADB429000BEEF8E56E"/>
+            <w:pStyle w:val="22C0B5D9B39E4B89BA3C1CE2674A0EB6"/>
           </w:pPr>
           <w:r>
             <w:rPr>
@@ -12690,7 +12546,7 @@
     </w:docPart>
     <w:docPart>
       <w:docPartPr>
-        <w:name w:val="CB6FF6EF074C4605B341C970D7957630"/>
+        <w:name w:val="20D15B6689A34051B7DE254581554C83"/>
         <w:category>
           <w:name w:val="Общие"/>
           <w:gallery w:val="placeholder"/>
@@ -12701,12 +12557,12 @@
         <w:behaviors>
           <w:behavior w:val="content"/>
         </w:behaviors>
-        <w:guid w:val="{7092B8BC-484A-4F6A-A9CE-0AE84F51F587}"/>
+        <w:guid w:val="{BD18147D-062C-4E77-AFA1-B6509317B25F}"/>
       </w:docPartPr>
       <w:docPartBody>
         <w:p>
           <w:pPr>
-            <w:pStyle w:val="CB6FF6EF074C4605B341C970D7957630"/>
+            <w:pStyle w:val="20D15B6689A34051B7DE254581554C83"/>
           </w:pPr>
           <w:r>
             <w:rPr>
@@ -12719,7 +12575,7 @@
     </w:docPart>
     <w:docPart>
       <w:docPartPr>
-        <w:name w:val="D36DCC5A967D4380B16E49336017B89E"/>
+        <w:name w:val="BBE3532A833D4CECACAD7FC92D7C3035"/>
         <w:category>
           <w:name w:val="Общие"/>
           <w:gallery w:val="placeholder"/>
@@ -12730,12 +12586,12 @@
         <w:behaviors>
           <w:behavior w:val="content"/>
         </w:behaviors>
-        <w:guid w:val="{6A332C0D-5067-481D-BC76-4790735ED4A0}"/>
+        <w:guid w:val="{B76F8AA8-B105-45FB-9DB1-DB8B8025D144}"/>
       </w:docPartPr>
       <w:docPartBody>
         <w:p>
           <w:pPr>
-            <w:pStyle w:val="D36DCC5A967D4380B16E49336017B89E"/>
+            <w:pStyle w:val="BBE3532A833D4CECACAD7FC92D7C3035"/>
           </w:pPr>
           <w:r>
             <w:rPr>
@@ -12748,7 +12604,7 @@
     </w:docPart>
     <w:docPart>
       <w:docPartPr>
-        <w:name w:val="FAFB8BB6F152478694D6F1098AC4E431"/>
+        <w:name w:val="11D1E92320C4435EB3B62A9F65E9D0F7"/>
         <w:category>
           <w:name w:val="Общие"/>
           <w:gallery w:val="placeholder"/>
@@ -12759,12 +12615,12 @@
         <w:behaviors>
           <w:behavior w:val="content"/>
         </w:behaviors>
-        <w:guid w:val="{714580FF-71D4-4B49-A717-A45BDB2D25AD}"/>
+        <w:guid w:val="{8B764666-80BF-406E-80A1-B742CA5B0328}"/>
       </w:docPartPr>
       <w:docPartBody>
         <w:p>
           <w:pPr>
-            <w:pStyle w:val="FAFB8BB6F152478694D6F1098AC4E431"/>
+            <w:pStyle w:val="11D1E92320C4435EB3B62A9F65E9D0F7"/>
           </w:pPr>
           <w:r>
             <w:rPr>
@@ -12777,7 +12633,7 @@
     </w:docPart>
     <w:docPart>
       <w:docPartPr>
-        <w:name w:val="89CA3B938740463A8D22DDE00E2AA249"/>
+        <w:name w:val="09256049CA194376A066837F0E05D82B"/>
         <w:category>
           <w:name w:val="Общие"/>
           <w:gallery w:val="placeholder"/>
@@ -12788,12 +12644,12 @@
         <w:behaviors>
           <w:behavior w:val="content"/>
         </w:behaviors>
-        <w:guid w:val="{9F858FBA-B35C-4C44-B0B7-C228FF5FE30F}"/>
+        <w:guid w:val="{EE1A2599-7121-465B-9184-ABE1DDF2DC91}"/>
       </w:docPartPr>
       <w:docPartBody>
         <w:p>
           <w:pPr>
-            <w:pStyle w:val="89CA3B938740463A8D22DDE00E2AA249"/>
+            <w:pStyle w:val="09256049CA194376A066837F0E05D82B"/>
           </w:pPr>
           <w:r>
             <w:rPr>
@@ -12806,7 +12662,7 @@
     </w:docPart>
     <w:docPart>
       <w:docPartPr>
-        <w:name w:val="4256499A1E364592AA32A53398238C19"/>
+        <w:name w:val="5B0C875C5B5F4D679529E28C796F2CB9"/>
         <w:category>
           <w:name w:val="Общие"/>
           <w:gallery w:val="placeholder"/>
@@ -12817,12 +12673,12 @@
         <w:behaviors>
           <w:behavior w:val="content"/>
         </w:behaviors>
-        <w:guid w:val="{962F70E3-8695-4177-8FD2-A6C82D79824E}"/>
+        <w:guid w:val="{1B48A60A-BDAB-49D3-A8D1-8D5EC549F8A7}"/>
       </w:docPartPr>
       <w:docPartBody>
         <w:p>
           <w:pPr>
-            <w:pStyle w:val="4256499A1E364592AA32A53398238C19"/>
+            <w:pStyle w:val="5B0C875C5B5F4D679529E28C796F2CB9"/>
           </w:pPr>
           <w:r>
             <w:rPr>
@@ -12835,7 +12691,7 @@
     </w:docPart>
     <w:docPart>
       <w:docPartPr>
-        <w:name w:val="37D9D864C95048D081B09FE860B8A7D6"/>
+        <w:name w:val="0115672DD0334AC993FE8FE04729DC81"/>
         <w:category>
           <w:name w:val="Общие"/>
           <w:gallery w:val="placeholder"/>
@@ -12846,12 +12702,12 @@
         <w:behaviors>
           <w:behavior w:val="content"/>
         </w:behaviors>
-        <w:guid w:val="{65645178-58EF-4CF6-B4F7-07291A75C65A}"/>
+        <w:guid w:val="{B1DABECE-72C8-448D-9627-1FB0964E84E4}"/>
       </w:docPartPr>
       <w:docPartBody>
         <w:p>
           <w:pPr>
-            <w:pStyle w:val="37D9D864C95048D081B09FE860B8A7D6"/>
+            <w:pStyle w:val="0115672DD0334AC993FE8FE04729DC81"/>
           </w:pPr>
           <w:r>
             <w:rPr>
@@ -12864,7 +12720,7 @@
     </w:docPart>
     <w:docPart>
       <w:docPartPr>
-        <w:name w:val="C63AD750B9B340E7A1D6BEC717776140"/>
+        <w:name w:val="045B1A4C97594B459B0E0FF931AB397E"/>
         <w:category>
           <w:name w:val="Общие"/>
           <w:gallery w:val="placeholder"/>
@@ -12875,12 +12731,12 @@
         <w:behaviors>
           <w:behavior w:val="content"/>
         </w:behaviors>
-        <w:guid w:val="{C3863EA3-8F11-4DB2-B4D0-E65AA7741E53}"/>
+        <w:guid w:val="{7866C4C8-8E0A-4A55-8181-95AC1D9764C4}"/>
       </w:docPartPr>
       <w:docPartBody>
         <w:p>
           <w:pPr>
-            <w:pStyle w:val="C63AD750B9B340E7A1D6BEC717776140"/>
+            <w:pStyle w:val="045B1A4C97594B459B0E0FF931AB397E"/>
           </w:pPr>
           <w:r>
             <w:rPr>
@@ -12893,7 +12749,7 @@
     </w:docPart>
     <w:docPart>
       <w:docPartPr>
-        <w:name w:val="56858F4B3DF54C11ACA4A7D1BB1D9A67"/>
+        <w:name w:val="82E473AB28AF49698885F27DBC949166"/>
         <w:category>
           <w:name w:val="Общие"/>
           <w:gallery w:val="placeholder"/>
@@ -12904,12 +12760,12 @@
         <w:behaviors>
           <w:behavior w:val="content"/>
         </w:behaviors>
-        <w:guid w:val="{BE51FE8B-768B-4D60-BC7C-727D0EC83AAA}"/>
+        <w:guid w:val="{59CDACD3-39EA-466D-BD65-F99DCE836344}"/>
       </w:docPartPr>
       <w:docPartBody>
         <w:p>
           <w:pPr>
-            <w:pStyle w:val="56858F4B3DF54C11ACA4A7D1BB1D9A67"/>
+            <w:pStyle w:val="82E473AB28AF49698885F27DBC949166"/>
           </w:pPr>
           <w:r>
             <w:rPr>
@@ -12922,7 +12778,7 @@
     </w:docPart>
     <w:docPart>
       <w:docPartPr>
-        <w:name w:val="8329F870D20A423C98B4C450807EB25F"/>
+        <w:name w:val="5FA8C62991334BBA9FDC4C42F1379842"/>
         <w:category>
           <w:name w:val="Общие"/>
           <w:gallery w:val="placeholder"/>
@@ -12933,12 +12789,12 @@
         <w:behaviors>
           <w:behavior w:val="content"/>
         </w:behaviors>
-        <w:guid w:val="{C02A0B94-33D8-4F69-B6DF-F8017C90BDA4}"/>
+        <w:guid w:val="{FCC5F3E5-025F-4F00-9F65-33BB2674872B}"/>
       </w:docPartPr>
       <w:docPartBody>
         <w:p>
           <w:pPr>
-            <w:pStyle w:val="8329F870D20A423C98B4C450807EB25F"/>
+            <w:pStyle w:val="5FA8C62991334BBA9FDC4C42F1379842"/>
           </w:pPr>
           <w:r>
             <w:rPr>
@@ -12951,7 +12807,7 @@
     </w:docPart>
     <w:docPart>
       <w:docPartPr>
-        <w:name w:val="8D3614FDD0264556A18D16BA98EF5581"/>
+        <w:name w:val="6293FFAFB51547C18475AC8D70DDEF3F"/>
         <w:category>
           <w:name w:val="Общие"/>
           <w:gallery w:val="placeholder"/>
@@ -12962,12 +12818,12 @@
         <w:behaviors>
           <w:behavior w:val="content"/>
         </w:behaviors>
-        <w:guid w:val="{8A5B1D09-7F15-4F53-836A-3EA6D0D93F2F}"/>
+        <w:guid w:val="{E105A2C5-291E-44E3-8A80-9C4B35654F1C}"/>
       </w:docPartPr>
       <w:docPartBody>
         <w:p>
           <w:pPr>
-            <w:pStyle w:val="8D3614FDD0264556A18D16BA98EF5581"/>
+            <w:pStyle w:val="6293FFAFB51547C18475AC8D70DDEF3F"/>
           </w:pPr>
           <w:r>
             <w:rPr>
@@ -12980,7 +12836,7 @@
     </w:docPart>
     <w:docPart>
       <w:docPartPr>
-        <w:name w:val="5D235C94EF4643E08908CCF1B01A8919"/>
+        <w:name w:val="F7D74B1B010A457A9FF7A6F2AC0CC7C1"/>
         <w:category>
           <w:name w:val="Общие"/>
           <w:gallery w:val="placeholder"/>
@@ -12991,12 +12847,12 @@
         <w:behaviors>
           <w:behavior w:val="content"/>
         </w:behaviors>
-        <w:guid w:val="{4FC90EE1-EAFA-4E7A-8700-A9C129334A79}"/>
+        <w:guid w:val="{9A858326-F15B-4B27-8909-E3036D183CEA}"/>
       </w:docPartPr>
       <w:docPartBody>
         <w:p>
           <w:pPr>
-            <w:pStyle w:val="5D235C94EF4643E08908CCF1B01A8919"/>
+            <w:pStyle w:val="F7D74B1B010A457A9FF7A6F2AC0CC7C1"/>
           </w:pPr>
           <w:r>
             <w:rPr>
@@ -13009,7 +12865,7 @@
     </w:docPart>
     <w:docPart>
       <w:docPartPr>
-        <w:name w:val="F855B72702414A929B54E6B98DEA3AD5"/>
+        <w:name w:val="6280E84278214CE3A51944E8F4416D72"/>
         <w:category>
           <w:name w:val="Общие"/>
           <w:gallery w:val="placeholder"/>
@@ -13020,12 +12876,12 @@
         <w:behaviors>
           <w:behavior w:val="content"/>
         </w:behaviors>
-        <w:guid w:val="{5197C3E9-92AC-44A6-BC0A-8958A2A6C55E}"/>
+        <w:guid w:val="{34507F65-8C86-42E9-891D-4156185F5E3F}"/>
       </w:docPartPr>
       <w:docPartBody>
         <w:p>
           <w:pPr>
-            <w:pStyle w:val="F855B72702414A929B54E6B98DEA3AD5"/>
+            <w:pStyle w:val="6280E84278214CE3A51944E8F4416D72"/>
           </w:pPr>
           <w:r>
             <w:rPr>
@@ -13038,7 +12894,7 @@
     </w:docPart>
     <w:docPart>
       <w:docPartPr>
-        <w:name w:val="C4F3FE518D9848C896EC7E8225EC6240"/>
+        <w:name w:val="0AA205EBD3EB4D069CCF6189A2253E71"/>
         <w:category>
           <w:name w:val="Общие"/>
           <w:gallery w:val="placeholder"/>
@@ -13049,12 +12905,12 @@
         <w:behaviors>
           <w:behavior w:val="content"/>
         </w:behaviors>
-        <w:guid w:val="{CAD10C2C-7CF4-4D91-B2E1-5CB012E7FF2C}"/>
+        <w:guid w:val="{40460962-8D71-40E6-8DFA-4A636C86336C}"/>
       </w:docPartPr>
       <w:docPartBody>
         <w:p>
           <w:pPr>
-            <w:pStyle w:val="C4F3FE518D9848C896EC7E8225EC6240"/>
+            <w:pStyle w:val="0AA205EBD3EB4D069CCF6189A2253E71"/>
           </w:pPr>
           <w:r>
             <w:rPr>
@@ -13067,7 +12923,7 @@
     </w:docPart>
     <w:docPart>
       <w:docPartPr>
-        <w:name w:val="784D6400499B48D19F979BC9A6F7BD50"/>
+        <w:name w:val="ECE35FEA23BA4500B81D03FDD710B569"/>
         <w:category>
           <w:name w:val="Общие"/>
           <w:gallery w:val="placeholder"/>
@@ -13078,12 +12934,12 @@
         <w:behaviors>
           <w:behavior w:val="content"/>
         </w:behaviors>
-        <w:guid w:val="{7D8FF14A-4066-4E75-B750-A223BB7D711F}"/>
+        <w:guid w:val="{D439EBF2-7A4F-4924-A1A3-84B0062ED625}"/>
       </w:docPartPr>
       <w:docPartBody>
         <w:p>
           <w:pPr>
-            <w:pStyle w:val="784D6400499B48D19F979BC9A6F7BD50"/>
+            <w:pStyle w:val="ECE35FEA23BA4500B81D03FDD710B569"/>
           </w:pPr>
           <w:r>
             <w:rPr>
@@ -13096,7 +12952,7 @@
     </w:docPart>
     <w:docPart>
       <w:docPartPr>
-        <w:name w:val="141E40205C8545F399AEDE748FAE67F8"/>
+        <w:name w:val="88C852B770C548FBB387C6E71B72AE5C"/>
         <w:category>
           <w:name w:val="Общие"/>
           <w:gallery w:val="placeholder"/>
@@ -13107,12 +12963,12 @@
         <w:behaviors>
           <w:behavior w:val="content"/>
         </w:behaviors>
-        <w:guid w:val="{FA52BD83-49FA-4979-9341-C4277731C249}"/>
+        <w:guid w:val="{6D947500-98C4-449F-ADD4-1981E4D6A7EB}"/>
       </w:docPartPr>
       <w:docPartBody>
         <w:p>
           <w:pPr>
-            <w:pStyle w:val="141E40205C8545F399AEDE748FAE67F8"/>
+            <w:pStyle w:val="88C852B770C548FBB387C6E71B72AE5C"/>
           </w:pPr>
           <w:r>
             <w:rPr>
@@ -13125,7 +12981,7 @@
     </w:docPart>
     <w:docPart>
       <w:docPartPr>
-        <w:name w:val="76F97E495F2C4F6CAD07053D22B986E9"/>
+        <w:name w:val="D2824C7F79234F829239E2B775357063"/>
         <w:category>
           <w:name w:val="Общие"/>
           <w:gallery w:val="placeholder"/>
@@ -13136,12 +12992,12 @@
         <w:behaviors>
           <w:behavior w:val="content"/>
         </w:behaviors>
-        <w:guid w:val="{45E44294-AF05-4A94-B249-3D15A67E3524}"/>
+        <w:guid w:val="{0C77F6FE-CAAC-492B-AEDF-BC1643272669}"/>
       </w:docPartPr>
       <w:docPartBody>
         <w:p>
           <w:pPr>
-            <w:pStyle w:val="76F97E495F2C4F6CAD07053D22B986E9"/>
+            <w:pStyle w:val="D2824C7F79234F829239E2B775357063"/>
           </w:pPr>
           <w:r>
             <w:rPr>
@@ -13154,7 +13010,7 @@
     </w:docPart>
     <w:docPart>
       <w:docPartPr>
-        <w:name w:val="4E56DCDC41DF49E5B885E8460A009E48"/>
+        <w:name w:val="37C0D86852E844889560DCD734A166CF"/>
         <w:category>
           <w:name w:val="Общие"/>
           <w:gallery w:val="placeholder"/>
@@ -13165,12 +13021,12 @@
         <w:behaviors>
           <w:behavior w:val="content"/>
         </w:behaviors>
-        <w:guid w:val="{287B093D-6B22-481E-A6E7-8932E266868C}"/>
+        <w:guid w:val="{76F9FA74-2A90-43C8-9F20-B160930BAEFE}"/>
       </w:docPartPr>
       <w:docPartBody>
         <w:p>
           <w:pPr>
-            <w:pStyle w:val="4E56DCDC41DF49E5B885E8460A009E48"/>
+            <w:pStyle w:val="37C0D86852E844889560DCD734A166CF"/>
           </w:pPr>
           <w:r>
             <w:rPr>
@@ -13183,7 +13039,7 @@
     </w:docPart>
     <w:docPart>
       <w:docPartPr>
-        <w:name w:val="FAE36713543D467985C9F406EA1CE40B"/>
+        <w:name w:val="E7D0A95B0F3C47FC81AEFE15E9B5D918"/>
         <w:category>
           <w:name w:val="Общие"/>
           <w:gallery w:val="placeholder"/>
@@ -13194,12 +13050,12 @@
         <w:behaviors>
           <w:behavior w:val="content"/>
         </w:behaviors>
-        <w:guid w:val="{EAB44A49-EB24-46C4-BBC8-02FDF433501E}"/>
+        <w:guid w:val="{E14577DA-58FB-460B-AB88-FAC2898BE0F6}"/>
       </w:docPartPr>
       <w:docPartBody>
         <w:p>
           <w:pPr>
-            <w:pStyle w:val="FAE36713543D467985C9F406EA1CE40B"/>
+            <w:pStyle w:val="E7D0A95B0F3C47FC81AEFE15E9B5D918"/>
           </w:pPr>
           <w:r>
             <w:rPr>
@@ -13212,7 +13068,7 @@
     </w:docPart>
     <w:docPart>
       <w:docPartPr>
-        <w:name w:val="D2B93F482F3D41B0A6D08A78EBCD783E"/>
+        <w:name w:val="533352B4CADE43FE9CFB0AF0525020E1"/>
         <w:category>
           <w:name w:val="Общие"/>
           <w:gallery w:val="placeholder"/>
@@ -13223,12 +13079,12 @@
         <w:behaviors>
           <w:behavior w:val="content"/>
         </w:behaviors>
-        <w:guid w:val="{6EDC7C13-BB99-4938-B1B3-337DA9599C6A}"/>
+        <w:guid w:val="{CB8B1743-6C4F-478A-B095-69DDEC62CC25}"/>
       </w:docPartPr>
       <w:docPartBody>
         <w:p>
           <w:pPr>
-            <w:pStyle w:val="D2B93F482F3D41B0A6D08A78EBCD783E"/>
+            <w:pStyle w:val="533352B4CADE43FE9CFB0AF0525020E1"/>
           </w:pPr>
           <w:r>
             <w:rPr>
@@ -13241,7 +13097,7 @@
     </w:docPart>
     <w:docPart>
       <w:docPartPr>
-        <w:name w:val="5656518A284240318E117EE0DA0CDB8F"/>
+        <w:name w:val="920991159C984434A520F68DE94CA59A"/>
         <w:category>
           <w:name w:val="Общие"/>
           <w:gallery w:val="placeholder"/>
@@ -13252,12 +13108,12 @@
         <w:behaviors>
           <w:behavior w:val="content"/>
         </w:behaviors>
-        <w:guid w:val="{2984AFFC-E8BE-4ED2-A877-7298DB9009B9}"/>
+        <w:guid w:val="{A6E5F90A-8D3C-4890-996E-93F21FB2B37C}"/>
       </w:docPartPr>
       <w:docPartBody>
         <w:p>
           <w:pPr>
-            <w:pStyle w:val="5656518A284240318E117EE0DA0CDB8F"/>
+            <w:pStyle w:val="920991159C984434A520F68DE94CA59A"/>
           </w:pPr>
           <w:r>
             <w:rPr>
@@ -13270,7 +13126,7 @@
     </w:docPart>
     <w:docPart>
       <w:docPartPr>
-        <w:name w:val="C4F15CFC315942FFBF1D3409A2BA154C"/>
+        <w:name w:val="0A04AE29DAFA4055914BEC0F4C502E57"/>
         <w:category>
           <w:name w:val="Общие"/>
           <w:gallery w:val="placeholder"/>
@@ -13281,12 +13137,12 @@
         <w:behaviors>
           <w:behavior w:val="content"/>
         </w:behaviors>
-        <w:guid w:val="{44B63D33-00DB-4180-8DDB-3857699A32C0}"/>
+        <w:guid w:val="{658564F4-5B27-407F-8D16-5ED955D74F17}"/>
       </w:docPartPr>
       <w:docPartBody>
         <w:p>
           <w:pPr>
-            <w:pStyle w:val="C4F15CFC315942FFBF1D3409A2BA154C"/>
+            <w:pStyle w:val="0A04AE29DAFA4055914BEC0F4C502E57"/>
           </w:pPr>
           <w:r>
             <w:rPr>
@@ -13299,7 +13155,7 @@
     </w:docPart>
     <w:docPart>
       <w:docPartPr>
-        <w:name w:val="CE1A050CED4F4DA581E935C537A6A217"/>
+        <w:name w:val="CA2945C2C8FD4A66AE3E05308A66D88D"/>
         <w:category>
           <w:name w:val="Общие"/>
           <w:gallery w:val="placeholder"/>
@@ -13310,12 +13166,12 @@
         <w:behaviors>
           <w:behavior w:val="content"/>
         </w:behaviors>
-        <w:guid w:val="{DCD280B6-C89B-4B27-A376-02F3A1F9D832}"/>
+        <w:guid w:val="{F14A0A52-24DB-46F0-A74D-94F576EB9A63}"/>
       </w:docPartPr>
       <w:docPartBody>
         <w:p>
           <w:pPr>
-            <w:pStyle w:val="CE1A050CED4F4DA581E935C537A6A217"/>
+            <w:pStyle w:val="CA2945C2C8FD4A66AE3E05308A66D88D"/>
           </w:pPr>
           <w:r>
             <w:rPr>
@@ -13328,7 +13184,7 @@
     </w:docPart>
     <w:docPart>
       <w:docPartPr>
-        <w:name w:val="4B9877B92DFB41DC98CF2521B06DA6E0"/>
+        <w:name w:val="C26BA0A6BF9D4D81900312AD8FBF2880"/>
         <w:category>
           <w:name w:val="Общие"/>
           <w:gallery w:val="placeholder"/>
@@ -13339,12 +13195,12 @@
         <w:behaviors>
           <w:behavior w:val="content"/>
         </w:behaviors>
-        <w:guid w:val="{A0418078-1872-4F4A-BC32-17C6F0714D6A}"/>
+        <w:guid w:val="{52DAC996-C695-48B6-B674-C512F2F9F2D6}"/>
       </w:docPartPr>
       <w:docPartBody>
         <w:p>
           <w:pPr>
-            <w:pStyle w:val="4B9877B92DFB41DC98CF2521B06DA6E0"/>
+            <w:pStyle w:val="C26BA0A6BF9D4D81900312AD8FBF2880"/>
           </w:pPr>
           <w:r>
             <w:rPr>
@@ -13357,7 +13213,7 @@
     </w:docPart>
     <w:docPart>
       <w:docPartPr>
-        <w:name w:val="5C78C02640DA47E78051ABD78BECBD52"/>
+        <w:name w:val="FBBCB1F458F3430899909BCCEB955C7B"/>
         <w:category>
           <w:name w:val="Общие"/>
           <w:gallery w:val="placeholder"/>
@@ -13368,12 +13224,12 @@
         <w:behaviors>
           <w:behavior w:val="content"/>
         </w:behaviors>
-        <w:guid w:val="{A73D16CF-2B6F-4747-8179-C0EF45F2F158}"/>
+        <w:guid w:val="{7A5006D9-BE6E-4552-9015-91DE7AF17BA0}"/>
       </w:docPartPr>
       <w:docPartBody>
         <w:p>
           <w:pPr>
-            <w:pStyle w:val="5C78C02640DA47E78051ABD78BECBD52"/>
+            <w:pStyle w:val="FBBCB1F458F3430899909BCCEB955C7B"/>
           </w:pPr>
           <w:r>
             <w:rPr>
@@ -13386,7 +13242,7 @@
     </w:docPart>
     <w:docPart>
       <w:docPartPr>
-        <w:name w:val="F3C8D3386A9E4D5CA0EFD10D8A10F0CB"/>
+        <w:name w:val="E52A907FB3E94834A0C4800ADA00C391"/>
         <w:category>
           <w:name w:val="Общие"/>
           <w:gallery w:val="placeholder"/>
@@ -13397,12 +13253,12 @@
         <w:behaviors>
           <w:behavior w:val="content"/>
         </w:behaviors>
-        <w:guid w:val="{5DCA03D9-CBDD-4E32-ACE4-4969A1EAFB64}"/>
+        <w:guid w:val="{E84B7EC6-E0A9-42A4-A1E6-FDE0568A4D96}"/>
       </w:docPartPr>
       <w:docPartBody>
         <w:p>
           <w:pPr>
-            <w:pStyle w:val="F3C8D3386A9E4D5CA0EFD10D8A10F0CB"/>
+            <w:pStyle w:val="E52A907FB3E94834A0C4800ADA00C391"/>
           </w:pPr>
           <w:r>
             <w:rPr>
@@ -13415,7 +13271,7 @@
     </w:docPart>
     <w:docPart>
       <w:docPartPr>
-        <w:name w:val="E01DC29FF45D49359C714C122AE8F0A7"/>
+        <w:name w:val="4B1FE4AC01FF4B75AC1E231B950890C6"/>
         <w:category>
           <w:name w:val="Общие"/>
           <w:gallery w:val="placeholder"/>
@@ -13426,12 +13282,12 @@
         <w:behaviors>
           <w:behavior w:val="content"/>
         </w:behaviors>
-        <w:guid w:val="{4FD9A563-2D40-4CA5-A84B-CBDFE44B8B62}"/>
+        <w:guid w:val="{55939AAF-3BEC-4ABC-9CD4-10C59973FE1A}"/>
       </w:docPartPr>
       <w:docPartBody>
         <w:p>
           <w:pPr>
-            <w:pStyle w:val="E01DC29FF45D49359C714C122AE8F0A7"/>
+            <w:pStyle w:val="4B1FE4AC01FF4B75AC1E231B950890C6"/>
           </w:pPr>
           <w:r>
             <w:rPr>
@@ -13444,7 +13300,7 @@
     </w:docPart>
     <w:docPart>
       <w:docPartPr>
-        <w:name w:val="F8E03ACF49BF466C96CE49E6B764CEDD"/>
+        <w:name w:val="27CF2A1EA73747B19CDBCC8BC7157258"/>
         <w:category>
           <w:name w:val="Общие"/>
           <w:gallery w:val="placeholder"/>
@@ -13455,12 +13311,12 @@
         <w:behaviors>
           <w:behavior w:val="content"/>
         </w:behaviors>
-        <w:guid w:val="{54277D50-2E92-4569-9192-34243068DA37}"/>
+        <w:guid w:val="{83C033AD-C1A3-475C-AB37-0248217A4E0B}"/>
       </w:docPartPr>
       <w:docPartBody>
         <w:p>
           <w:pPr>
-            <w:pStyle w:val="F8E03ACF49BF466C96CE49E6B764CEDD"/>
+            <w:pStyle w:val="27CF2A1EA73747B19CDBCC8BC7157258"/>
           </w:pPr>
           <w:r>
             <w:rPr>
@@ -13473,7 +13329,7 @@
     </w:docPart>
     <w:docPart>
       <w:docPartPr>
-        <w:name w:val="C9C65EFBC7A34150BB5F0AE9FFBC59A3"/>
+        <w:name w:val="E0B337B68D054970813650AD9290BD8D"/>
         <w:category>
           <w:name w:val="Общие"/>
           <w:gallery w:val="placeholder"/>
@@ -13484,12 +13340,12 @@
         <w:behaviors>
           <w:behavior w:val="content"/>
         </w:behaviors>
-        <w:guid w:val="{59912932-2D37-4117-BE86-A39AFB227C6B}"/>
+        <w:guid w:val="{4C6AB879-BEDE-48C4-9ED8-D8FCDF68D35E}"/>
       </w:docPartPr>
       <w:docPartBody>
         <w:p>
           <w:pPr>
-            <w:pStyle w:val="C9C65EFBC7A34150BB5F0AE9FFBC59A3"/>
+            <w:pStyle w:val="E0B337B68D054970813650AD9290BD8D"/>
           </w:pPr>
           <w:r>
             <w:rPr>
@@ -13502,7 +13358,7 @@
     </w:docPart>
     <w:docPart>
       <w:docPartPr>
-        <w:name w:val="6A5716159D5A4920A04F929B159791FB"/>
+        <w:name w:val="03C725A320FE4E5ABB2DEF0FF35737A5"/>
         <w:category>
           <w:name w:val="Общие"/>
           <w:gallery w:val="placeholder"/>
@@ -13513,12 +13369,12 @@
         <w:behaviors>
           <w:behavior w:val="content"/>
         </w:behaviors>
-        <w:guid w:val="{501167EF-599D-4D4F-82CC-4CD2EC12069A}"/>
+        <w:guid w:val="{85D5F1CF-AB3F-4439-AB0A-DE79D0B97784}"/>
       </w:docPartPr>
       <w:docPartBody>
         <w:p>
           <w:pPr>
-            <w:pStyle w:val="6A5716159D5A4920A04F929B159791FB"/>
+            <w:pStyle w:val="03C725A320FE4E5ABB2DEF0FF35737A5"/>
           </w:pPr>
           <w:r>
             <w:rPr>
@@ -13531,7 +13387,7 @@
     </w:docPart>
     <w:docPart>
       <w:docPartPr>
-        <w:name w:val="D0550DD7A153477880333EA8E68FB9A7"/>
+        <w:name w:val="D3C88B7035F64562981E044E1488BEE0"/>
         <w:category>
           <w:name w:val="Общие"/>
           <w:gallery w:val="placeholder"/>
@@ -13542,12 +13398,12 @@
         <w:behaviors>
           <w:behavior w:val="content"/>
         </w:behaviors>
-        <w:guid w:val="{7CFE0A6C-D214-4BC8-8674-D24BE03AE2DD}"/>
+        <w:guid w:val="{6278B15B-5A62-4E60-9C96-1501E9D10A33}"/>
       </w:docPartPr>
       <w:docPartBody>
         <w:p>
           <w:pPr>
-            <w:pStyle w:val="D0550DD7A153477880333EA8E68FB9A7"/>
+            <w:pStyle w:val="D3C88B7035F64562981E044E1488BEE0"/>
           </w:pPr>
           <w:r>
             <w:rPr>
@@ -13560,7 +13416,7 @@
     </w:docPart>
     <w:docPart>
       <w:docPartPr>
-        <w:name w:val="96405F86DEBE45E6BEF71AF90196B7E0"/>
+        <w:name w:val="E2C1FDD5C33B400983C783D52E487647"/>
         <w:category>
           <w:name w:val="Общие"/>
           <w:gallery w:val="placeholder"/>
@@ -13571,12 +13427,12 @@
         <w:behaviors>
           <w:behavior w:val="content"/>
         </w:behaviors>
-        <w:guid w:val="{BF5D1C79-E27F-41E8-ADE3-17EAD8F31283}"/>
+        <w:guid w:val="{2C3E8B12-D67D-4350-A923-5A22B1081195}"/>
       </w:docPartPr>
       <w:docPartBody>
         <w:p>
           <w:pPr>
-            <w:pStyle w:val="96405F86DEBE45E6BEF71AF90196B7E0"/>
+            <w:pStyle w:val="E2C1FDD5C33B400983C783D52E487647"/>
           </w:pPr>
           <w:r>
             <w:rPr>
@@ -13589,7 +13445,7 @@
     </w:docPart>
     <w:docPart>
       <w:docPartPr>
-        <w:name w:val="B3E5C7343D8B4C658CBD9B97E722AA9F"/>
+        <w:name w:val="D5700537FF4346A3B8485621B5F82BEF"/>
         <w:category>
           <w:name w:val="Общие"/>
           <w:gallery w:val="placeholder"/>
@@ -13600,12 +13456,12 @@
         <w:behaviors>
           <w:behavior w:val="content"/>
         </w:behaviors>
-        <w:guid w:val="{23EBEC5F-7630-451A-B8E3-B44D76BD162B}"/>
+        <w:guid w:val="{BDB1558F-1F08-444F-88A7-862F96271F3E}"/>
       </w:docPartPr>
       <w:docPartBody>
         <w:p>
           <w:pPr>
-            <w:pStyle w:val="B3E5C7343D8B4C658CBD9B97E722AA9F"/>
+            <w:pStyle w:val="D5700537FF4346A3B8485621B5F82BEF"/>
           </w:pPr>
           <w:r>
             <w:rPr>
@@ -13618,7 +13474,7 @@
     </w:docPart>
     <w:docPart>
       <w:docPartPr>
-        <w:name w:val="46A011C174EA48A0A395662AD571BAF5"/>
+        <w:name w:val="3CE9E143480D4637946FEDABA83D6EF8"/>
         <w:category>
           <w:name w:val="Общие"/>
           <w:gallery w:val="placeholder"/>
@@ -13629,12 +13485,12 @@
         <w:behaviors>
           <w:behavior w:val="content"/>
         </w:behaviors>
-        <w:guid w:val="{D790E5C8-F866-4257-A6A9-D31B941E69FE}"/>
+        <w:guid w:val="{2955C670-28BF-4B1B-B897-CF7C99EB66F3}"/>
       </w:docPartPr>
       <w:docPartBody>
         <w:p>
           <w:pPr>
-            <w:pStyle w:val="46A011C174EA48A0A395662AD571BAF5"/>
+            <w:pStyle w:val="3CE9E143480D4637946FEDABA83D6EF8"/>
           </w:pPr>
           <w:r>
             <w:rPr>
@@ -13647,7 +13503,7 @@
     </w:docPart>
     <w:docPart>
       <w:docPartPr>
-        <w:name w:val="3D168602FBC24F278F8315CCD4A5FE09"/>
+        <w:name w:val="BEAECB4121DA485BB3E1EDEDC5F6445A"/>
         <w:category>
           <w:name w:val="Общие"/>
           <w:gallery w:val="placeholder"/>
@@ -13658,12 +13514,12 @@
         <w:behaviors>
           <w:behavior w:val="content"/>
         </w:behaviors>
-        <w:guid w:val="{A34E1E24-0594-4E44-9224-B4B37E327CBB}"/>
+        <w:guid w:val="{D3FF39F8-39CC-470F-82E4-96C2A082BAE7}"/>
       </w:docPartPr>
       <w:docPartBody>
         <w:p>
           <w:pPr>
-            <w:pStyle w:val="3D168602FBC24F278F8315CCD4A5FE09"/>
+            <w:pStyle w:val="BEAECB4121DA485BB3E1EDEDC5F6445A"/>
           </w:pPr>
           <w:r>
             <w:rPr>
@@ -13676,7 +13532,7 @@
     </w:docPart>
     <w:docPart>
       <w:docPartPr>
-        <w:name w:val="24C4CE66C50645ACBA2F30699564E340"/>
+        <w:name w:val="7D0254E3F4484A7488F92BB816B32AE3"/>
         <w:category>
           <w:name w:val="Общие"/>
           <w:gallery w:val="placeholder"/>
@@ -13687,12 +13543,12 @@
         <w:behaviors>
           <w:behavior w:val="content"/>
         </w:behaviors>
-        <w:guid w:val="{670792E2-818F-4F85-ABC3-B802193E503B}"/>
+        <w:guid w:val="{A047F88B-52F7-4CDF-A476-3CE53411ADF3}"/>
       </w:docPartPr>
       <w:docPartBody>
         <w:p>
           <w:pPr>
-            <w:pStyle w:val="24C4CE66C50645ACBA2F30699564E340"/>
+            <w:pStyle w:val="7D0254E3F4484A7488F92BB816B32AE3"/>
           </w:pPr>
           <w:r>
             <w:rPr>
@@ -13705,7 +13561,7 @@
     </w:docPart>
     <w:docPart>
       <w:docPartPr>
-        <w:name w:val="ACD68CB823D442CAA8E294DEE2F8D66E"/>
+        <w:name w:val="F8EE84B42F0D439E8FD01C5544D7D4D1"/>
         <w:category>
           <w:name w:val="Общие"/>
           <w:gallery w:val="placeholder"/>
@@ -13716,12 +13572,12 @@
         <w:behaviors>
           <w:behavior w:val="content"/>
         </w:behaviors>
-        <w:guid w:val="{6DD8AB1B-41CA-4F4F-A2C0-1F3044779DB6}"/>
+        <w:guid w:val="{AF990B1D-D923-4403-B6E4-9EF66D59401C}"/>
       </w:docPartPr>
       <w:docPartBody>
         <w:p>
           <w:pPr>
-            <w:pStyle w:val="ACD68CB823D442CAA8E294DEE2F8D66E"/>
+            <w:pStyle w:val="F8EE84B42F0D439E8FD01C5544D7D4D1"/>
           </w:pPr>
           <w:r>
             <w:rPr>
@@ -13734,7 +13590,7 @@
     </w:docPart>
     <w:docPart>
       <w:docPartPr>
-        <w:name w:val="6FDE3BBAE67649CCBA8FD55A201EF7D7"/>
+        <w:name w:val="C2A83BA91DDD42B28E93395185B08ADE"/>
         <w:category>
           <w:name w:val="Общие"/>
           <w:gallery w:val="placeholder"/>
@@ -13745,12 +13601,12 @@
         <w:behaviors>
           <w:behavior w:val="content"/>
         </w:behaviors>
-        <w:guid w:val="{A48419F4-9C83-47CC-8108-865C9EA7EF07}"/>
+        <w:guid w:val="{27D4FE1A-2449-4C82-AEAD-19DBE794D66B}"/>
       </w:docPartPr>
       <w:docPartBody>
         <w:p>
           <w:pPr>
-            <w:pStyle w:val="6FDE3BBAE67649CCBA8FD55A201EF7D7"/>
+            <w:pStyle w:val="C2A83BA91DDD42B28E93395185B08ADE"/>
           </w:pPr>
           <w:r>
             <w:rPr>
@@ -13763,7 +13619,7 @@
     </w:docPart>
     <w:docPart>
       <w:docPartPr>
-        <w:name w:val="4570B907140842DE98A2631EE784D8E4"/>
+        <w:name w:val="3D335A99DA27492F9970ABCA8FAC79D7"/>
         <w:category>
           <w:name w:val="Общие"/>
           <w:gallery w:val="placeholder"/>
@@ -13774,12 +13630,12 @@
         <w:behaviors>
           <w:behavior w:val="content"/>
         </w:behaviors>
-        <w:guid w:val="{E56E480A-1F4C-4220-AB7A-639C12C60308}"/>
+        <w:guid w:val="{60002A81-D0E4-41E2-804A-33BE790E78FC}"/>
       </w:docPartPr>
       <w:docPartBody>
         <w:p>
           <w:pPr>
-            <w:pStyle w:val="4570B907140842DE98A2631EE784D8E4"/>
+            <w:pStyle w:val="3D335A99DA27492F9970ABCA8FAC79D7"/>
           </w:pPr>
           <w:r>
             <w:rPr>
@@ -13792,7 +13648,7 @@
     </w:docPart>
     <w:docPart>
       <w:docPartPr>
-        <w:name w:val="52EA2622313E46BABE631D9561F5A9ED"/>
+        <w:name w:val="C7C4686CAE9E44F389503BEF6AEE0E0F"/>
         <w:category>
           <w:name w:val="Общие"/>
           <w:gallery w:val="placeholder"/>
@@ -13803,12 +13659,12 @@
         <w:behaviors>
           <w:behavior w:val="content"/>
         </w:behaviors>
-        <w:guid w:val="{D504C97E-61D8-40A5-819A-993672EE4FD7}"/>
+        <w:guid w:val="{3025464D-2C88-4647-BE78-F0867B3CEBF4}"/>
       </w:docPartPr>
       <w:docPartBody>
         <w:p>
           <w:pPr>
-            <w:pStyle w:val="52EA2622313E46BABE631D9561F5A9ED"/>
+            <w:pStyle w:val="C7C4686CAE9E44F389503BEF6AEE0E0F"/>
           </w:pPr>
           <w:r>
             <w:rPr>
@@ -13821,7 +13677,7 @@
     </w:docPart>
     <w:docPart>
       <w:docPartPr>
-        <w:name w:val="18D51BB4F6E741AA95CC4626A1ACE73E"/>
+        <w:name w:val="89E90734902D4E269C9872BA70A1AD80"/>
         <w:category>
           <w:name w:val="Общие"/>
           <w:gallery w:val="placeholder"/>
@@ -13832,12 +13688,12 @@
         <w:behaviors>
           <w:behavior w:val="content"/>
         </w:behaviors>
-        <w:guid w:val="{713DA85E-299B-40C8-A46D-2D223E29B960}"/>
+        <w:guid w:val="{D2E88AEB-249F-455C-AD3D-98E3805F4F97}"/>
       </w:docPartPr>
       <w:docPartBody>
         <w:p>
           <w:pPr>
-            <w:pStyle w:val="18D51BB4F6E741AA95CC4626A1ACE73E"/>
+            <w:pStyle w:val="89E90734902D4E269C9872BA70A1AD80"/>
           </w:pPr>
           <w:r>
             <w:rPr>
@@ -13850,7 +13706,7 @@
     </w:docPart>
     <w:docPart>
       <w:docPartPr>
-        <w:name w:val="35298C6F706F4CD5A88A0CA2A2ACF642"/>
+        <w:name w:val="2BC6AE52EA67412CA2E0713575355658"/>
         <w:category>
           <w:name w:val="Общие"/>
           <w:gallery w:val="placeholder"/>
@@ -13861,12 +13717,12 @@
         <w:behaviors>
           <w:behavior w:val="content"/>
         </w:behaviors>
-        <w:guid w:val="{FA90BFD5-BAA5-4EB3-BCD7-E45253C92B1D}"/>
+        <w:guid w:val="{11CBA4B3-F9EF-4A56-8989-D108360C7C38}"/>
       </w:docPartPr>
       <w:docPartBody>
         <w:p>
           <w:pPr>
-            <w:pStyle w:val="35298C6F706F4CD5A88A0CA2A2ACF642"/>
+            <w:pStyle w:val="2BC6AE52EA67412CA2E0713575355658"/>
           </w:pPr>
           <w:r>
             <w:rPr>
@@ -13879,7 +13735,7 @@
     </w:docPart>
     <w:docPart>
       <w:docPartPr>
-        <w:name w:val="F4E9306AAA9F419F84B23AA85A93E347"/>
+        <w:name w:val="8E1DD3B709CD4D31BDD5F3932C3D374D"/>
         <w:category>
           <w:name w:val="Общие"/>
           <w:gallery w:val="placeholder"/>
@@ -13890,12 +13746,12 @@
         <w:behaviors>
           <w:behavior w:val="content"/>
         </w:behaviors>
-        <w:guid w:val="{81EBD06D-51D9-4344-87FB-FEF020CCAB65}"/>
+        <w:guid w:val="{42015CF0-62ED-485F-AE9F-E2DB44D4C22D}"/>
       </w:docPartPr>
       <w:docPartBody>
         <w:p>
           <w:pPr>
-            <w:pStyle w:val="F4E9306AAA9F419F84B23AA85A93E347"/>
+            <w:pStyle w:val="8E1DD3B709CD4D31BDD5F3932C3D374D"/>
           </w:pPr>
           <w:r>
             <w:rPr>
@@ -13908,7 +13764,7 @@
     </w:docPart>
     <w:docPart>
       <w:docPartPr>
-        <w:name w:val="64A04F8C330D4587B3B717D8E353BD34"/>
+        <w:name w:val="B2C4108A421D45379010E13B043015DA"/>
         <w:category>
           <w:name w:val="Общие"/>
           <w:gallery w:val="placeholder"/>
@@ -13919,12 +13775,12 @@
         <w:behaviors>
           <w:behavior w:val="content"/>
         </w:behaviors>
-        <w:guid w:val="{BA70E7DE-AA8F-4DD2-8A58-90A95731A054}"/>
+        <w:guid w:val="{11DA145A-4BE0-44E0-B891-D5FCAFB80F97}"/>
       </w:docPartPr>
       <w:docPartBody>
         <w:p>
           <w:pPr>
-            <w:pStyle w:val="64A04F8C330D4587B3B717D8E353BD34"/>
+            <w:pStyle w:val="B2C4108A421D45379010E13B043015DA"/>
           </w:pPr>
           <w:r>
             <w:rPr>
@@ -13937,7 +13793,7 @@
     </w:docPart>
     <w:docPart>
       <w:docPartPr>
-        <w:name w:val="C120F92ABEA846B580C17AA05676BFF4"/>
+        <w:name w:val="0690BCFE3B304B599FAFBEECC2BF0638"/>
         <w:category>
           <w:name w:val="Общие"/>
           <w:gallery w:val="placeholder"/>
@@ -13948,12 +13804,12 @@
         <w:behaviors>
           <w:behavior w:val="content"/>
         </w:behaviors>
-        <w:guid w:val="{A7B23FE0-CCE9-491F-B8CA-15D6E0DE7662}"/>
+        <w:guid w:val="{2E110746-ECAE-4467-AAC5-385740802F30}"/>
       </w:docPartPr>
       <w:docPartBody>
         <w:p>
           <w:pPr>
-            <w:pStyle w:val="C120F92ABEA846B580C17AA05676BFF4"/>
+            <w:pStyle w:val="0690BCFE3B304B599FAFBEECC2BF0638"/>
           </w:pPr>
           <w:r>
             <w:rPr>
@@ -13966,7 +13822,7 @@
     </w:docPart>
     <w:docPart>
       <w:docPartPr>
-        <w:name w:val="3725DAAB31554358A6DE75B0E172FF37"/>
+        <w:name w:val="B8D31671239948DEA27B5C10583CFD03"/>
         <w:category>
           <w:name w:val="Общие"/>
           <w:gallery w:val="placeholder"/>
@@ -13977,12 +13833,12 @@
         <w:behaviors>
           <w:behavior w:val="content"/>
         </w:behaviors>
-        <w:guid w:val="{680A2F3E-2949-4901-BAAB-4022D7DBA3B3}"/>
+        <w:guid w:val="{E7E6E4F6-8FBD-46B8-BBC6-9A1E804A2974}"/>
       </w:docPartPr>
       <w:docPartBody>
         <w:p>
           <w:pPr>
-            <w:pStyle w:val="3725DAAB31554358A6DE75B0E172FF37"/>
+            <w:pStyle w:val="B8D31671239948DEA27B5C10583CFD03"/>
           </w:pPr>
           <w:r>
             <w:rPr>
@@ -13995,7 +13851,7 @@
     </w:docPart>
     <w:docPart>
       <w:docPartPr>
-        <w:name w:val="0D9C04D5A889455D9EA39793A2DC2E5C"/>
+        <w:name w:val="DF61024A410C496D845FDC23C69B5BD9"/>
         <w:category>
           <w:name w:val="Общие"/>
           <w:gallery w:val="placeholder"/>
@@ -14006,12 +13862,12 @@
         <w:behaviors>
           <w:behavior w:val="content"/>
         </w:behaviors>
-        <w:guid w:val="{44D4B115-38FE-40E1-82DE-87BEFB1AC12F}"/>
+        <w:guid w:val="{C5068A8E-34F2-4BB9-B5EA-066EFC5353D4}"/>
       </w:docPartPr>
       <w:docPartBody>
         <w:p>
           <w:pPr>
-            <w:pStyle w:val="0D9C04D5A889455D9EA39793A2DC2E5C"/>
+            <w:pStyle w:val="DF61024A410C496D845FDC23C69B5BD9"/>
           </w:pPr>
           <w:r>
             <w:rPr>
@@ -14024,7 +13880,7 @@
     </w:docPart>
     <w:docPart>
       <w:docPartPr>
-        <w:name w:val="D30B68BAA1DC4C018D73BAC9117F407D"/>
+        <w:name w:val="1EA22E4703A044469CD19EDD415EFB07"/>
         <w:category>
           <w:name w:val="Общие"/>
           <w:gallery w:val="placeholder"/>
@@ -14035,12 +13891,12 @@
         <w:behaviors>
           <w:behavior w:val="content"/>
         </w:behaviors>
-        <w:guid w:val="{F7285862-CE35-48F2-8325-99C6A980F300}"/>
+        <w:guid w:val="{2FD703A0-6261-4FA3-AEA0-EDF6EE4D6994}"/>
       </w:docPartPr>
       <w:docPartBody>
         <w:p>
           <w:pPr>
-            <w:pStyle w:val="D30B68BAA1DC4C018D73BAC9117F407D"/>
+            <w:pStyle w:val="1EA22E4703A044469CD19EDD415EFB07"/>
           </w:pPr>
           <w:r>
             <w:rPr>
@@ -14053,7 +13909,7 @@
     </w:docPart>
     <w:docPart>
       <w:docPartPr>
-        <w:name w:val="2A80686167194599A9923BB43EC2781F"/>
+        <w:name w:val="7F90D798589B408093F8074DA65794C2"/>
         <w:category>
           <w:name w:val="Общие"/>
           <w:gallery w:val="placeholder"/>
@@ -14064,12 +13920,12 @@
         <w:behaviors>
           <w:behavior w:val="content"/>
         </w:behaviors>
-        <w:guid w:val="{70F294BC-929E-4095-BC1A-CEC48248608C}"/>
+        <w:guid w:val="{65179C6B-2A06-459A-8131-57378454E6E0}"/>
       </w:docPartPr>
       <w:docPartBody>
         <w:p>
           <w:pPr>
-            <w:pStyle w:val="2A80686167194599A9923BB43EC2781F"/>
+            <w:pStyle w:val="7F90D798589B408093F8074DA65794C2"/>
           </w:pPr>
           <w:r>
             <w:rPr>
@@ -14082,7 +13938,7 @@
     </w:docPart>
     <w:docPart>
       <w:docPartPr>
-        <w:name w:val="3B51CC3915E64366A0C7539BEDB78BFC"/>
+        <w:name w:val="935A88A9BD7D4F58A8DA15AF774E0A09"/>
         <w:category>
           <w:name w:val="Общие"/>
           <w:gallery w:val="placeholder"/>
@@ -14093,12 +13949,12 @@
         <w:behaviors>
           <w:behavior w:val="content"/>
         </w:behaviors>
-        <w:guid w:val="{B9F28F31-709E-4F45-8F99-59FCBAAD7150}"/>
+        <w:guid w:val="{6B2678BC-2BA1-4F96-9D33-E3E9D898FA00}"/>
       </w:docPartPr>
       <w:docPartBody>
         <w:p>
           <w:pPr>
-            <w:pStyle w:val="3B51CC3915E64366A0C7539BEDB78BFC"/>
+            <w:pStyle w:val="935A88A9BD7D4F58A8DA15AF774E0A09"/>
           </w:pPr>
           <w:r>
             <w:rPr>
@@ -14111,7 +13967,7 @@
     </w:docPart>
     <w:docPart>
       <w:docPartPr>
-        <w:name w:val="1FACC8EDED4E444380A48182E1BFF0AB"/>
+        <w:name w:val="FE6391AAAB324EBA9186DAB0AE198483"/>
         <w:category>
           <w:name w:val="Общие"/>
           <w:gallery w:val="placeholder"/>
@@ -14122,12 +13978,12 @@
         <w:behaviors>
           <w:behavior w:val="content"/>
         </w:behaviors>
-        <w:guid w:val="{6F59EB53-7036-4C29-9546-90DB82DF1EBB}"/>
+        <w:guid w:val="{A86CF9F9-C4F2-4004-84B1-7A3CDC9DB780}"/>
       </w:docPartPr>
       <w:docPartBody>
         <w:p>
           <w:pPr>
-            <w:pStyle w:val="1FACC8EDED4E444380A48182E1BFF0AB"/>
+            <w:pStyle w:val="FE6391AAAB324EBA9186DAB0AE198483"/>
           </w:pPr>
           <w:r>
             <w:rPr>
@@ -14140,7 +13996,7 @@
     </w:docPart>
     <w:docPart>
       <w:docPartPr>
-        <w:name w:val="6224B5FACB7D4A0F9134A98BEBF64103"/>
+        <w:name w:val="F92E7C0217254C02A55D5CA55CAEE175"/>
         <w:category>
           <w:name w:val="Общие"/>
           <w:gallery w:val="placeholder"/>
@@ -14151,12 +14007,12 @@
         <w:behaviors>
           <w:behavior w:val="content"/>
         </w:behaviors>
-        <w:guid w:val="{118617F6-9E5C-4C09-BA63-E35AE586879B}"/>
+        <w:guid w:val="{E942E6AF-360D-419E-965F-6D8495CE8043}"/>
       </w:docPartPr>
       <w:docPartBody>
         <w:p>
           <w:pPr>
-            <w:pStyle w:val="6224B5FACB7D4A0F9134A98BEBF64103"/>
+            <w:pStyle w:val="F92E7C0217254C02A55D5CA55CAEE175"/>
           </w:pPr>
           <w:r>
             <w:rPr>
@@ -14169,7 +14025,7 @@
     </w:docPart>
     <w:docPart>
       <w:docPartPr>
-        <w:name w:val="EBEDCD93C65F477ABB005550FA9B1FC4"/>
+        <w:name w:val="8E9AC0136FB245CC93EE28F5FC1E240C"/>
         <w:category>
           <w:name w:val="Общие"/>
           <w:gallery w:val="placeholder"/>
@@ -14180,12 +14036,12 @@
         <w:behaviors>
           <w:behavior w:val="content"/>
         </w:behaviors>
-        <w:guid w:val="{4B289B11-D9C8-4918-901F-374619F7A58E}"/>
+        <w:guid w:val="{3053A1B5-9FD1-4E3C-BC74-19F84490D85E}"/>
       </w:docPartPr>
       <w:docPartBody>
         <w:p>
           <w:pPr>
-            <w:pStyle w:val="EBEDCD93C65F477ABB005550FA9B1FC4"/>
+            <w:pStyle w:val="8E9AC0136FB245CC93EE28F5FC1E240C"/>
           </w:pPr>
           <w:r>
             <w:rPr>
@@ -14198,7 +14054,7 @@
     </w:docPart>
     <w:docPart>
       <w:docPartPr>
-        <w:name w:val="DB24E35FF23B4708AC1D2D31B40A03AF"/>
+        <w:name w:val="3C6D42691DD9407AA3F07A1538DD8804"/>
         <w:category>
           <w:name w:val="Общие"/>
           <w:gallery w:val="placeholder"/>
@@ -14209,12 +14065,12 @@
         <w:behaviors>
           <w:behavior w:val="content"/>
         </w:behaviors>
-        <w:guid w:val="{0B399AC7-D461-4153-827E-ADDB8DE43FAF}"/>
+        <w:guid w:val="{7B373B07-ECF8-4ACC-8563-BA7F53B347A2}"/>
       </w:docPartPr>
       <w:docPartBody>
         <w:p>
           <w:pPr>
-            <w:pStyle w:val="DB24E35FF23B4708AC1D2D31B40A03AF"/>
+            <w:pStyle w:val="3C6D42691DD9407AA3F07A1538DD8804"/>
           </w:pPr>
           <w:r>
             <w:rPr>
@@ -14227,7 +14083,7 @@
     </w:docPart>
     <w:docPart>
       <w:docPartPr>
-        <w:name w:val="9390EA0691C54C859567DA736E554DF1"/>
+        <w:name w:val="686F123AC46A439A8AD543C7DFC9B64E"/>
         <w:category>
           <w:name w:val="Общие"/>
           <w:gallery w:val="placeholder"/>
@@ -14238,12 +14094,12 @@
         <w:behaviors>
           <w:behavior w:val="content"/>
         </w:behaviors>
-        <w:guid w:val="{93A53E34-A62C-40BE-A80A-77B80CE32197}"/>
+        <w:guid w:val="{4F4F9F06-2F98-414C-AF94-043A244C8FB2}"/>
       </w:docPartPr>
       <w:docPartBody>
         <w:p>
           <w:pPr>
-            <w:pStyle w:val="9390EA0691C54C859567DA736E554DF1"/>
+            <w:pStyle w:val="686F123AC46A439A8AD543C7DFC9B64E"/>
           </w:pPr>
           <w:r>
             <w:rPr>
@@ -14256,7 +14112,7 @@
     </w:docPart>
     <w:docPart>
       <w:docPartPr>
-        <w:name w:val="69B2102C81D14049AB121B1B7FE10567"/>
+        <w:name w:val="C7E9937FBB364CB6B4A8F80F4EB963B2"/>
         <w:category>
           <w:name w:val="Общие"/>
           <w:gallery w:val="placeholder"/>
@@ -14267,12 +14123,12 @@
         <w:behaviors>
           <w:behavior w:val="content"/>
         </w:behaviors>
-        <w:guid w:val="{B564E7E3-ECBF-456D-B28B-1A1F7E479082}"/>
+        <w:guid w:val="{D48A57F0-7182-44EA-B871-C5DFFEA571E8}"/>
       </w:docPartPr>
       <w:docPartBody>
         <w:p>
           <w:pPr>
-            <w:pStyle w:val="69B2102C81D14049AB121B1B7FE10567"/>
+            <w:pStyle w:val="C7E9937FBB364CB6B4A8F80F4EB963B2"/>
           </w:pPr>
           <w:r>
             <w:rPr>
@@ -14285,7 +14141,7 @@
     </w:docPart>
     <w:docPart>
       <w:docPartPr>
-        <w:name w:val="A29A92B1C0C0468495504075A1270081"/>
+        <w:name w:val="900E3D285BC24FD293CA67D94627B0F6"/>
         <w:category>
           <w:name w:val="Общие"/>
           <w:gallery w:val="placeholder"/>
@@ -14296,12 +14152,12 @@
         <w:behaviors>
           <w:behavior w:val="content"/>
         </w:behaviors>
-        <w:guid w:val="{4759F5DC-0985-4332-AB92-6835D2AB1FAA}"/>
+        <w:guid w:val="{52FCDF4B-C6A0-41D8-9CF8-6944E8C79BD6}"/>
       </w:docPartPr>
       <w:docPartBody>
         <w:p>
           <w:pPr>
-            <w:pStyle w:val="A29A92B1C0C0468495504075A1270081"/>
+            <w:pStyle w:val="900E3D285BC24FD293CA67D94627B0F6"/>
           </w:pPr>
           <w:r>
             <w:rPr>
@@ -14314,7 +14170,7 @@
     </w:docPart>
     <w:docPart>
       <w:docPartPr>
-        <w:name w:val="4E5858571DE642E59208C57960057CA7"/>
+        <w:name w:val="D38D5E1DFB2D4AEFB5C772481113D77D"/>
         <w:category>
           <w:name w:val="Общие"/>
           <w:gallery w:val="placeholder"/>
@@ -14325,12 +14181,12 @@
         <w:behaviors>
           <w:behavior w:val="content"/>
         </w:behaviors>
-        <w:guid w:val="{0689CD8C-709B-499C-AD48-AA48226CEB65}"/>
+        <w:guid w:val="{C897B641-B037-4A50-9C39-CE34BB2CD5B0}"/>
       </w:docPartPr>
       <w:docPartBody>
         <w:p>
           <w:pPr>
-            <w:pStyle w:val="4E5858571DE642E59208C57960057CA7"/>
+            <w:pStyle w:val="D38D5E1DFB2D4AEFB5C772481113D77D"/>
           </w:pPr>
           <w:r>
             <w:rPr>
@@ -14343,7 +14199,7 @@
     </w:docPart>
     <w:docPart>
       <w:docPartPr>
-        <w:name w:val="A4C358B51FC34E09BACD61D948459CA7"/>
+        <w:name w:val="9490629781AE42ACAE0B4985681BC538"/>
         <w:category>
           <w:name w:val="Общие"/>
           <w:gallery w:val="placeholder"/>
@@ -14354,12 +14210,12 @@
         <w:behaviors>
           <w:behavior w:val="content"/>
         </w:behaviors>
-        <w:guid w:val="{B1AD3FE8-DE9F-4D15-96E6-F9418B873D23}"/>
+        <w:guid w:val="{25DBB4B0-18F1-4D2A-9DF6-334CB3E9E2EA}"/>
       </w:docPartPr>
       <w:docPartBody>
         <w:p>
           <w:pPr>
-            <w:pStyle w:val="A4C358B51FC34E09BACD61D948459CA7"/>
+            <w:pStyle w:val="9490629781AE42ACAE0B4985681BC538"/>
           </w:pPr>
           <w:r>
             <w:rPr>
@@ -14372,7 +14228,7 @@
     </w:docPart>
     <w:docPart>
       <w:docPartPr>
-        <w:name w:val="41DD2ADBBDDE49E39B1B3E0DD632714B"/>
+        <w:name w:val="3DFE79F3E6064AA283DBBB0468A4E6FB"/>
         <w:category>
           <w:name w:val="Общие"/>
           <w:gallery w:val="placeholder"/>
@@ -14383,12 +14239,12 @@
         <w:behaviors>
           <w:behavior w:val="content"/>
         </w:behaviors>
-        <w:guid w:val="{F569F548-5DB3-4B4B-8CEC-85C94EA47D9F}"/>
+        <w:guid w:val="{CCBC0502-412B-4D5F-8ACA-EFC9FAD2AFF1}"/>
       </w:docPartPr>
       <w:docPartBody>
         <w:p>
           <w:pPr>
-            <w:pStyle w:val="41DD2ADBBDDE49E39B1B3E0DD632714B"/>
+            <w:pStyle w:val="3DFE79F3E6064AA283DBBB0468A4E6FB"/>
           </w:pPr>
           <w:r>
             <w:rPr>
@@ -14401,7 +14257,7 @@
     </w:docPart>
     <w:docPart>
       <w:docPartPr>
-        <w:name w:val="BCE992822EDB464DA530B4D1C064D842"/>
+        <w:name w:val="6058C3E06AE248EC950528A97015558C"/>
         <w:category>
           <w:name w:val="Общие"/>
           <w:gallery w:val="placeholder"/>
@@ -14412,12 +14268,12 @@
         <w:behaviors>
           <w:behavior w:val="content"/>
         </w:behaviors>
-        <w:guid w:val="{D3F5CD44-EFBD-4793-A0F8-3D7C03798076}"/>
+        <w:guid w:val="{77A569C7-4315-45F2-B00A-118F2DE5589A}"/>
       </w:docPartPr>
       <w:docPartBody>
         <w:p>
           <w:pPr>
-            <w:pStyle w:val="BCE992822EDB464DA530B4D1C064D842"/>
+            <w:pStyle w:val="6058C3E06AE248EC950528A97015558C"/>
           </w:pPr>
           <w:r>
             <w:rPr>
@@ -14430,7 +14286,7 @@
     </w:docPart>
     <w:docPart>
       <w:docPartPr>
-        <w:name w:val="D27043DA70C84EF78F11316E4611B297"/>
+        <w:name w:val="8274F11A6775418BB00220BF8092E2E9"/>
         <w:category>
           <w:name w:val="Общие"/>
           <w:gallery w:val="placeholder"/>
@@ -14441,12 +14297,12 @@
         <w:behaviors>
           <w:behavior w:val="content"/>
         </w:behaviors>
-        <w:guid w:val="{336B3672-7111-40E4-9FB5-923E3A0C468C}"/>
+        <w:guid w:val="{AA68DC68-74C0-4E34-B431-D5AEFECEF589}"/>
       </w:docPartPr>
       <w:docPartBody>
         <w:p>
           <w:pPr>
-            <w:pStyle w:val="D27043DA70C84EF78F11316E4611B297"/>
+            <w:pStyle w:val="8274F11A6775418BB00220BF8092E2E9"/>
           </w:pPr>
           <w:r>
             <w:rPr>
@@ -14459,7 +14315,7 @@
     </w:docPart>
     <w:docPart>
       <w:docPartPr>
-        <w:name w:val="983035C35F394A60BEB5B18C97430751"/>
+        <w:name w:val="B0620E4925F04E079CDFA26A2F1EC797"/>
         <w:category>
           <w:name w:val="Общие"/>
           <w:gallery w:val="placeholder"/>
@@ -14470,12 +14326,12 @@
         <w:behaviors>
           <w:behavior w:val="content"/>
         </w:behaviors>
-        <w:guid w:val="{643F8C24-4A8C-4474-BA8E-C81DDB8DB0AC}"/>
+        <w:guid w:val="{D88FAEA2-1531-4627-A1FC-B20B37CA109C}"/>
       </w:docPartPr>
       <w:docPartBody>
         <w:p>
           <w:pPr>
-            <w:pStyle w:val="983035C35F394A60BEB5B18C97430751"/>
+            <w:pStyle w:val="B0620E4925F04E079CDFA26A2F1EC797"/>
           </w:pPr>
           <w:r>
             <w:rPr>
@@ -14504,7 +14360,7 @@
     <w:charset w:val="00"/>
     <w:family w:val="roman"/>
     <w:pitch w:val="variable"/>
-    <w:sig w:usb0="E0002AFF" w:usb1="C0007843" w:usb2="00000009" w:usb3="00000000" w:csb0="000001FF" w:csb1="00000000"/>
+    <w:sig w:usb0="E0002EFF" w:usb1="C000785B" w:usb2="00000009" w:usb3="00000000" w:csb0="000001FF" w:csb1="00000000"/>
   </w:font>
   <w:font w:name="Courier New">
     <w:panose1 w:val="02070309020205020404"/>
@@ -14562,14 +14418,14 @@
     <w:charset w:val="00"/>
     <w:family w:val="swiss"/>
     <w:pitch w:val="variable"/>
-    <w:sig w:usb0="E0002AFF" w:usb1="4000ACFF" w:usb2="00000001" w:usb3="00000000" w:csb0="000001FF" w:csb1="00000000"/>
+    <w:sig w:usb0="E4002EFF" w:usb1="C200247B" w:usb2="00000009" w:usb3="00000000" w:csb0="000001FF" w:csb1="00000000"/>
   </w:font>
   <w:font w:name="Calibri Light">
     <w:panose1 w:val="020F0302020204030204"/>
     <w:charset w:val="00"/>
     <w:family w:val="swiss"/>
     <w:pitch w:val="variable"/>
-    <w:sig w:usb0="A0002AEF" w:usb1="4000207B" w:usb2="00000000" w:usb3="00000000" w:csb0="000001FF" w:csb1="00000000"/>
+    <w:sig w:usb0="E4002EFF" w:usb1="C200247B" w:usb2="00000009" w:usb3="00000000" w:csb0="000001FF" w:csb1="00000000"/>
   </w:font>
 </w:fonts>
 </file>
@@ -14589,9 +14445,9 @@
     <w:compatSetting w:name="useWord2013TrackBottomHyphenation" w:uri="http://schemas.microsoft.com/office/word" w:val="0"/>
   </w:compat>
   <w:rsids>
-    <w:rsidRoot w:val="00C91B86"/>
-    <w:rsid w:val="007C4C47"/>
-    <w:rsid w:val="00C91B86"/>
+    <w:rsidRoot w:val="00E57D5D"/>
+    <w:rsid w:val="00801494"/>
+    <w:rsid w:val="00E57D5D"/>
   </w:rsids>
   <m:mathPr>
     <m:mathFont m:val="Cambria Math"/>
@@ -15040,341 +14896,341 @@
     <w:semiHidden/>
     <w:unhideWhenUsed/>
   </w:style>
-  <w:style w:type="paragraph" w:customStyle="1" w:styleId="CFE94517C56841619E33D481D05741DF">
-    <w:name w:val="CFE94517C56841619E33D481D05741DF"/>
-    <w:rsid w:val="00C91B86"/>
+  <w:style w:type="paragraph" w:customStyle="1" w:styleId="1B8616F3AAE949B78C56ACB4F1A5860E">
+    <w:name w:val="1B8616F3AAE949B78C56ACB4F1A5860E"/>
+    <w:rsid w:val="00E57D5D"/>
   </w:style>
-  <w:style w:type="paragraph" w:customStyle="1" w:styleId="88A8CCE3693B41EEB19C4669F9DE19C9">
-    <w:name w:val="88A8CCE3693B41EEB19C4669F9DE19C9"/>
-    <w:rsid w:val="00C91B86"/>
+  <w:style w:type="paragraph" w:customStyle="1" w:styleId="26FF484A2EFE406592E20DF5262276A5">
+    <w:name w:val="26FF484A2EFE406592E20DF5262276A5"/>
+    <w:rsid w:val="00E57D5D"/>
   </w:style>
-  <w:style w:type="paragraph" w:customStyle="1" w:styleId="E4F3F2F45C6B47CEBBFD6753267BE3E5">
-    <w:name w:val="E4F3F2F45C6B47CEBBFD6753267BE3E5"/>
-    <w:rsid w:val="00C91B86"/>
+  <w:style w:type="paragraph" w:customStyle="1" w:styleId="33038E8400E04A93BBBEF5CEF56DFE63">
+    <w:name w:val="33038E8400E04A93BBBEF5CEF56DFE63"/>
+    <w:rsid w:val="00E57D5D"/>
   </w:style>
-  <w:style w:type="paragraph" w:customStyle="1" w:styleId="45242291FDA84187AD69C2BF94B0E4F0">
-    <w:name w:val="45242291FDA84187AD69C2BF94B0E4F0"/>
-    <w:rsid w:val="00C91B86"/>
+  <w:style w:type="paragraph" w:customStyle="1" w:styleId="BAE82B9443594D69B60BA2023E493448">
+    <w:name w:val="BAE82B9443594D69B60BA2023E493448"/>
+    <w:rsid w:val="00E57D5D"/>
   </w:style>
-  <w:style w:type="paragraph" w:customStyle="1" w:styleId="DBDD0FE373F846D5AFEDA6DFB24848FF">
-    <w:name w:val="DBDD0FE373F846D5AFEDA6DFB24848FF"/>
-    <w:rsid w:val="00C91B86"/>
+  <w:style w:type="paragraph" w:customStyle="1" w:styleId="DDC1C607278A4E0D91D02DF944DF3218">
+    <w:name w:val="DDC1C607278A4E0D91D02DF944DF3218"/>
+    <w:rsid w:val="00E57D5D"/>
   </w:style>
-  <w:style w:type="paragraph" w:customStyle="1" w:styleId="1ADAE48AA94F409081577578C1B82595">
-    <w:name w:val="1ADAE48AA94F409081577578C1B82595"/>
-    <w:rsid w:val="00C91B86"/>
+  <w:style w:type="paragraph" w:customStyle="1" w:styleId="EB2EFE73CDE94A95ABF548331D11EE94">
+    <w:name w:val="EB2EFE73CDE94A95ABF548331D11EE94"/>
+    <w:rsid w:val="00E57D5D"/>
   </w:style>
-  <w:style w:type="paragraph" w:customStyle="1" w:styleId="3EE14DBFC05A4EE89E367EA5A534FD52">
-    <w:name w:val="3EE14DBFC05A4EE89E367EA5A534FD52"/>
-    <w:rsid w:val="00C91B86"/>
+  <w:style w:type="paragraph" w:customStyle="1" w:styleId="B99DC41DD57544119D723AA368652F1F">
+    <w:name w:val="B99DC41DD57544119D723AA368652F1F"/>
+    <w:rsid w:val="00E57D5D"/>
   </w:style>
-  <w:style w:type="paragraph" w:customStyle="1" w:styleId="44D3B9F01E864CF7A28C2382EE6AC1CF">
-    <w:name w:val="44D3B9F01E864CF7A28C2382EE6AC1CF"/>
-    <w:rsid w:val="00C91B86"/>
+  <w:style w:type="paragraph" w:customStyle="1" w:styleId="36CC43785FD14BFD90990847B240F44F">
+    <w:name w:val="36CC43785FD14BFD90990847B240F44F"/>
+    <w:rsid w:val="00E57D5D"/>
   </w:style>
-  <w:style w:type="paragraph" w:customStyle="1" w:styleId="7E49913DDA724CC6B283FDCB1B85E7A0">
-    <w:name w:val="7E49913DDA724CC6B283FDCB1B85E7A0"/>
-    <w:rsid w:val="00C91B86"/>
+  <w:style w:type="paragraph" w:customStyle="1" w:styleId="F4B5EE088F7C4EB6AE468AA43B3C810D">
+    <w:name w:val="F4B5EE088F7C4EB6AE468AA43B3C810D"/>
+    <w:rsid w:val="00E57D5D"/>
   </w:style>
-  <w:style w:type="paragraph" w:customStyle="1" w:styleId="9EED751918FF404CB7C0515E35BBF973">
-    <w:name w:val="9EED751918FF404CB7C0515E35BBF973"/>
-    <w:rsid w:val="00C91B86"/>
+  <w:style w:type="paragraph" w:customStyle="1" w:styleId="EA7B23CEE1104C07B5EB9780F26893EF">
+    <w:name w:val="EA7B23CEE1104C07B5EB9780F26893EF"/>
+    <w:rsid w:val="00E57D5D"/>
   </w:style>
-  <w:style w:type="paragraph" w:customStyle="1" w:styleId="BC3E16E6CB3C423BA4CF600E2A57C64A">
-    <w:name w:val="BC3E16E6CB3C423BA4CF600E2A57C64A"/>
-    <w:rsid w:val="00C91B86"/>
+  <w:style w:type="paragraph" w:customStyle="1" w:styleId="1D73E8BB0A5645CDBECEF340535F095F">
+    <w:name w:val="1D73E8BB0A5645CDBECEF340535F095F"/>
+    <w:rsid w:val="00E57D5D"/>
   </w:style>
-  <w:style w:type="paragraph" w:customStyle="1" w:styleId="9F000D8092E94B24BDCEE5232FF8F2D3">
-    <w:name w:val="9F000D8092E94B24BDCEE5232FF8F2D3"/>
-    <w:rsid w:val="00C91B86"/>
+  <w:style w:type="paragraph" w:customStyle="1" w:styleId="35269B2FFA164F13B39EE4B1735BAA78">
+    <w:name w:val="35269B2FFA164F13B39EE4B1735BAA78"/>
+    <w:rsid w:val="00E57D5D"/>
   </w:style>
-  <w:style w:type="paragraph" w:customStyle="1" w:styleId="3AC2F49C9A51436EB888878859CD9B0D">
-    <w:name w:val="3AC2F49C9A51436EB888878859CD9B0D"/>
-    <w:rsid w:val="00C91B86"/>
+  <w:style w:type="paragraph" w:customStyle="1" w:styleId="5D98BD07CA384770A07719A22E209D72">
+    <w:name w:val="5D98BD07CA384770A07719A22E209D72"/>
+    <w:rsid w:val="00E57D5D"/>
   </w:style>
-  <w:style w:type="paragraph" w:customStyle="1" w:styleId="AFBFEEE4F7FD4CD69E329FD1102F7AEE">
-    <w:name w:val="AFBFEEE4F7FD4CD69E329FD1102F7AEE"/>
-    <w:rsid w:val="00C91B86"/>
+  <w:style w:type="paragraph" w:customStyle="1" w:styleId="144715470B3C4E03A8676BC884032D78">
+    <w:name w:val="144715470B3C4E03A8676BC884032D78"/>
+    <w:rsid w:val="00E57D5D"/>
   </w:style>
-  <w:style w:type="paragraph" w:customStyle="1" w:styleId="D455D4411E8C495DAF0E1E0346485B3C">
-    <w:name w:val="D455D4411E8C495DAF0E1E0346485B3C"/>
-    <w:rsid w:val="00C91B86"/>
+  <w:style w:type="paragraph" w:customStyle="1" w:styleId="D03AA8155FB44BDEBDE9B2A47444104B">
+    <w:name w:val="D03AA8155FB44BDEBDE9B2A47444104B"/>
+    <w:rsid w:val="00E57D5D"/>
   </w:style>
-  <w:style w:type="paragraph" w:customStyle="1" w:styleId="E3957EAFDFC34C4E8F7EBE60734273BD">
-    <w:name w:val="E3957EAFDFC34C4E8F7EBE60734273BD"/>
-    <w:rsid w:val="00C91B86"/>
+  <w:style w:type="paragraph" w:customStyle="1" w:styleId="AC1828D51DF1445C9753DFA93839CA5E">
+    <w:name w:val="AC1828D51DF1445C9753DFA93839CA5E"/>
+    <w:rsid w:val="00E57D5D"/>
   </w:style>
-  <w:style w:type="paragraph" w:customStyle="1" w:styleId="9DECD4B0138C4697A56B1840F9F8F590">
-    <w:name w:val="9DECD4B0138C4697A56B1840F9F8F590"/>
-    <w:rsid w:val="00C91B86"/>
+  <w:style w:type="paragraph" w:customStyle="1" w:styleId="76031C48B2C4458DBF2FA37C42FB1CC9">
+    <w:name w:val="76031C48B2C4458DBF2FA37C42FB1CC9"/>
+    <w:rsid w:val="00E57D5D"/>
   </w:style>
-  <w:style w:type="paragraph" w:customStyle="1" w:styleId="C5DA98B55BEA4605BE59B9EA322AF64D">
-    <w:name w:val="C5DA98B55BEA4605BE59B9EA322AF64D"/>
-    <w:rsid w:val="00C91B86"/>
+  <w:style w:type="paragraph" w:customStyle="1" w:styleId="26FF29299C1A420788BE238502D8CDF9">
+    <w:name w:val="26FF29299C1A420788BE238502D8CDF9"/>
+    <w:rsid w:val="00E57D5D"/>
   </w:style>
-  <w:style w:type="paragraph" w:customStyle="1" w:styleId="89FBFCD8025843ADBB9F483F04B58187">
-    <w:name w:val="89FBFCD8025843ADBB9F483F04B58187"/>
-    <w:rsid w:val="00C91B86"/>
+  <w:style w:type="paragraph" w:customStyle="1" w:styleId="088D71711EB745E5A11236DDE20D2B24">
+    <w:name w:val="088D71711EB745E5A11236DDE20D2B24"/>
+    <w:rsid w:val="00E57D5D"/>
   </w:style>
-  <w:style w:type="paragraph" w:customStyle="1" w:styleId="13A53F76C03B4D2B95DDA001EE624245">
-    <w:name w:val="13A53F76C03B4D2B95DDA001EE624245"/>
-    <w:rsid w:val="00C91B86"/>
+  <w:style w:type="paragraph" w:customStyle="1" w:styleId="39756460225A4D0580BEF75BD26D44EF">
+    <w:name w:val="39756460225A4D0580BEF75BD26D44EF"/>
+    <w:rsid w:val="00E57D5D"/>
   </w:style>
-  <w:style w:type="paragraph" w:customStyle="1" w:styleId="15F8B678C7B94BA3B36F057B840745F9">
-    <w:name w:val="15F8B678C7B94BA3B36F057B840745F9"/>
-    <w:rsid w:val="00C91B86"/>
+  <w:style w:type="paragraph" w:customStyle="1" w:styleId="6F61B8B247D7438784AE2E64252DAE62">
+    <w:name w:val="6F61B8B247D7438784AE2E64252DAE62"/>
+    <w:rsid w:val="00E57D5D"/>
   </w:style>
-  <w:style w:type="paragraph" w:customStyle="1" w:styleId="443896EB0FE54FADB429000BEEF8E56E">
-    <w:name w:val="443896EB0FE54FADB429000BEEF8E56E"/>
-    <w:rsid w:val="00C91B86"/>
+  <w:style w:type="paragraph" w:customStyle="1" w:styleId="22C0B5D9B39E4B89BA3C1CE2674A0EB6">
+    <w:name w:val="22C0B5D9B39E4B89BA3C1CE2674A0EB6"/>
+    <w:rsid w:val="00E57D5D"/>
   </w:style>
-  <w:style w:type="paragraph" w:customStyle="1" w:styleId="CB6FF6EF074C4605B341C970D7957630">
-    <w:name w:val="CB6FF6EF074C4605B341C970D7957630"/>
-    <w:rsid w:val="00C91B86"/>
+  <w:style w:type="paragraph" w:customStyle="1" w:styleId="20D15B6689A34051B7DE254581554C83">
+    <w:name w:val="20D15B6689A34051B7DE254581554C83"/>
+    <w:rsid w:val="00E57D5D"/>
   </w:style>
-  <w:style w:type="paragraph" w:customStyle="1" w:styleId="D36DCC5A967D4380B16E49336017B89E">
-    <w:name w:val="D36DCC5A967D4380B16E49336017B89E"/>
-    <w:rsid w:val="00C91B86"/>
+  <w:style w:type="paragraph" w:customStyle="1" w:styleId="BBE3532A833D4CECACAD7FC92D7C3035">
+    <w:name w:val="BBE3532A833D4CECACAD7FC92D7C3035"/>
+    <w:rsid w:val="00E57D5D"/>
   </w:style>
-  <w:style w:type="paragraph" w:customStyle="1" w:styleId="FAFB8BB6F152478694D6F1098AC4E431">
-    <w:name w:val="FAFB8BB6F152478694D6F1098AC4E431"/>
-    <w:rsid w:val="00C91B86"/>
+  <w:style w:type="paragraph" w:customStyle="1" w:styleId="11D1E92320C4435EB3B62A9F65E9D0F7">
+    <w:name w:val="11D1E92320C4435EB3B62A9F65E9D0F7"/>
+    <w:rsid w:val="00E57D5D"/>
   </w:style>
-  <w:style w:type="paragraph" w:customStyle="1" w:styleId="89CA3B938740463A8D22DDE00E2AA249">
-    <w:name w:val="89CA3B938740463A8D22DDE00E2AA249"/>
-    <w:rsid w:val="00C91B86"/>
+  <w:style w:type="paragraph" w:customStyle="1" w:styleId="09256049CA194376A066837F0E05D82B">
+    <w:name w:val="09256049CA194376A066837F0E05D82B"/>
+    <w:rsid w:val="00E57D5D"/>
   </w:style>
-  <w:style w:type="paragraph" w:customStyle="1" w:styleId="4256499A1E364592AA32A53398238C19">
-    <w:name w:val="4256499A1E364592AA32A53398238C19"/>
-    <w:rsid w:val="00C91B86"/>
+  <w:style w:type="paragraph" w:customStyle="1" w:styleId="5B0C875C5B5F4D679529E28C796F2CB9">
+    <w:name w:val="5B0C875C5B5F4D679529E28C796F2CB9"/>
+    <w:rsid w:val="00E57D5D"/>
   </w:style>
-  <w:style w:type="paragraph" w:customStyle="1" w:styleId="37D9D864C95048D081B09FE860B8A7D6">
-    <w:name w:val="37D9D864C95048D081B09FE860B8A7D6"/>
-    <w:rsid w:val="00C91B86"/>
+  <w:style w:type="paragraph" w:customStyle="1" w:styleId="0115672DD0334AC993FE8FE04729DC81">
+    <w:name w:val="0115672DD0334AC993FE8FE04729DC81"/>
+    <w:rsid w:val="00E57D5D"/>
   </w:style>
-  <w:style w:type="paragraph" w:customStyle="1" w:styleId="C63AD750B9B340E7A1D6BEC717776140">
-    <w:name w:val="C63AD750B9B340E7A1D6BEC717776140"/>
-    <w:rsid w:val="00C91B86"/>
+  <w:style w:type="paragraph" w:customStyle="1" w:styleId="045B1A4C97594B459B0E0FF931AB397E">
+    <w:name w:val="045B1A4C97594B459B0E0FF931AB397E"/>
+    <w:rsid w:val="00E57D5D"/>
   </w:style>
-  <w:style w:type="paragraph" w:customStyle="1" w:styleId="56858F4B3DF54C11ACA4A7D1BB1D9A67">
-    <w:name w:val="56858F4B3DF54C11ACA4A7D1BB1D9A67"/>
-    <w:rsid w:val="00C91B86"/>
+  <w:style w:type="paragraph" w:customStyle="1" w:styleId="82E473AB28AF49698885F27DBC949166">
+    <w:name w:val="82E473AB28AF49698885F27DBC949166"/>
+    <w:rsid w:val="00E57D5D"/>
   </w:style>
-  <w:style w:type="paragraph" w:customStyle="1" w:styleId="8329F870D20A423C98B4C450807EB25F">
-    <w:name w:val="8329F870D20A423C98B4C450807EB25F"/>
-    <w:rsid w:val="00C91B86"/>
+  <w:style w:type="paragraph" w:customStyle="1" w:styleId="5FA8C62991334BBA9FDC4C42F1379842">
+    <w:name w:val="5FA8C62991334BBA9FDC4C42F1379842"/>
+    <w:rsid w:val="00E57D5D"/>
   </w:style>
-  <w:style w:type="paragraph" w:customStyle="1" w:styleId="8D3614FDD0264556A18D16BA98EF5581">
-    <w:name w:val="8D3614FDD0264556A18D16BA98EF5581"/>
-    <w:rsid w:val="00C91B86"/>
+  <w:style w:type="paragraph" w:customStyle="1" w:styleId="6293FFAFB51547C18475AC8D70DDEF3F">
+    <w:name w:val="6293FFAFB51547C18475AC8D70DDEF3F"/>
+    <w:rsid w:val="00E57D5D"/>
   </w:style>
-  <w:style w:type="paragraph" w:customStyle="1" w:styleId="5D235C94EF4643E08908CCF1B01A8919">
-    <w:name w:val="5D235C94EF4643E08908CCF1B01A8919"/>
-    <w:rsid w:val="00C91B86"/>
+  <w:style w:type="paragraph" w:customStyle="1" w:styleId="F7D74B1B010A457A9FF7A6F2AC0CC7C1">
+    <w:name w:val="F7D74B1B010A457A9FF7A6F2AC0CC7C1"/>
+    <w:rsid w:val="00E57D5D"/>
   </w:style>
-  <w:style w:type="paragraph" w:customStyle="1" w:styleId="F855B72702414A929B54E6B98DEA3AD5">
-    <w:name w:val="F855B72702414A929B54E6B98DEA3AD5"/>
-    <w:rsid w:val="00C91B86"/>
+  <w:style w:type="paragraph" w:customStyle="1" w:styleId="6280E84278214CE3A51944E8F4416D72">
+    <w:name w:val="6280E84278214CE3A51944E8F4416D72"/>
+    <w:rsid w:val="00E57D5D"/>
   </w:style>
-  <w:style w:type="paragraph" w:customStyle="1" w:styleId="C4F3FE518D9848C896EC7E8225EC6240">
-    <w:name w:val="C4F3FE518D9848C896EC7E8225EC6240"/>
-    <w:rsid w:val="00C91B86"/>
+  <w:style w:type="paragraph" w:customStyle="1" w:styleId="0AA205EBD3EB4D069CCF6189A2253E71">
+    <w:name w:val="0AA205EBD3EB4D069CCF6189A2253E71"/>
+    <w:rsid w:val="00E57D5D"/>
   </w:style>
-  <w:style w:type="paragraph" w:customStyle="1" w:styleId="784D6400499B48D19F979BC9A6F7BD50">
-    <w:name w:val="784D6400499B48D19F979BC9A6F7BD50"/>
-    <w:rsid w:val="00C91B86"/>
+  <w:style w:type="paragraph" w:customStyle="1" w:styleId="ECE35FEA23BA4500B81D03FDD710B569">
+    <w:name w:val="ECE35FEA23BA4500B81D03FDD710B569"/>
+    <w:rsid w:val="00E57D5D"/>
   </w:style>
-  <w:style w:type="paragraph" w:customStyle="1" w:styleId="141E40205C8545F399AEDE748FAE67F8">
-    <w:name w:val="141E40205C8545F399AEDE748FAE67F8"/>
-    <w:rsid w:val="00C91B86"/>
+  <w:style w:type="paragraph" w:customStyle="1" w:styleId="88C852B770C548FBB387C6E71B72AE5C">
+    <w:name w:val="88C852B770C548FBB387C6E71B72AE5C"/>
+    <w:rsid w:val="00E57D5D"/>
   </w:style>
-  <w:style w:type="paragraph" w:customStyle="1" w:styleId="76F97E495F2C4F6CAD07053D22B986E9">
-    <w:name w:val="76F97E495F2C4F6CAD07053D22B986E9"/>
-    <w:rsid w:val="00C91B86"/>
+  <w:style w:type="paragraph" w:customStyle="1" w:styleId="D2824C7F79234F829239E2B775357063">
+    <w:name w:val="D2824C7F79234F829239E2B775357063"/>
+    <w:rsid w:val="00E57D5D"/>
   </w:style>
-  <w:style w:type="paragraph" w:customStyle="1" w:styleId="4E56DCDC41DF49E5B885E8460A009E48">
-    <w:name w:val="4E56DCDC41DF49E5B885E8460A009E48"/>
-    <w:rsid w:val="00C91B86"/>
+  <w:style w:type="paragraph" w:customStyle="1" w:styleId="37C0D86852E844889560DCD734A166CF">
+    <w:name w:val="37C0D86852E844889560DCD734A166CF"/>
+    <w:rsid w:val="00E57D5D"/>
   </w:style>
-  <w:style w:type="paragraph" w:customStyle="1" w:styleId="FAE36713543D467985C9F406EA1CE40B">
-    <w:name w:val="FAE36713543D467985C9F406EA1CE40B"/>
-    <w:rsid w:val="00C91B86"/>
+  <w:style w:type="paragraph" w:customStyle="1" w:styleId="E7D0A95B0F3C47FC81AEFE15E9B5D918">
+    <w:name w:val="E7D0A95B0F3C47FC81AEFE15E9B5D918"/>
+    <w:rsid w:val="00E57D5D"/>
   </w:style>
-  <w:style w:type="paragraph" w:customStyle="1" w:styleId="D2B93F482F3D41B0A6D08A78EBCD783E">
-    <w:name w:val="D2B93F482F3D41B0A6D08A78EBCD783E"/>
-    <w:rsid w:val="00C91B86"/>
+  <w:style w:type="paragraph" w:customStyle="1" w:styleId="533352B4CADE43FE9CFB0AF0525020E1">
+    <w:name w:val="533352B4CADE43FE9CFB0AF0525020E1"/>
+    <w:rsid w:val="00E57D5D"/>
   </w:style>
-  <w:style w:type="paragraph" w:customStyle="1" w:styleId="5656518A284240318E117EE0DA0CDB8F">
-    <w:name w:val="5656518A284240318E117EE0DA0CDB8F"/>
-    <w:rsid w:val="00C91B86"/>
+  <w:style w:type="paragraph" w:customStyle="1" w:styleId="920991159C984434A520F68DE94CA59A">
+    <w:name w:val="920991159C984434A520F68DE94CA59A"/>
+    <w:rsid w:val="00E57D5D"/>
   </w:style>
-  <w:style w:type="paragraph" w:customStyle="1" w:styleId="C4F15CFC315942FFBF1D3409A2BA154C">
-    <w:name w:val="C4F15CFC315942FFBF1D3409A2BA154C"/>
-    <w:rsid w:val="00C91B86"/>
+  <w:style w:type="paragraph" w:customStyle="1" w:styleId="0A04AE29DAFA4055914BEC0F4C502E57">
+    <w:name w:val="0A04AE29DAFA4055914BEC0F4C502E57"/>
+    <w:rsid w:val="00E57D5D"/>
   </w:style>
-  <w:style w:type="paragraph" w:customStyle="1" w:styleId="CE1A050CED4F4DA581E935C537A6A217">
-    <w:name w:val="CE1A050CED4F4DA581E935C537A6A217"/>
-    <w:rsid w:val="00C91B86"/>
+  <w:style w:type="paragraph" w:customStyle="1" w:styleId="CA2945C2C8FD4A66AE3E05308A66D88D">
+    <w:name w:val="CA2945C2C8FD4A66AE3E05308A66D88D"/>
+    <w:rsid w:val="00E57D5D"/>
   </w:style>
-  <w:style w:type="paragraph" w:customStyle="1" w:styleId="4B9877B92DFB41DC98CF2521B06DA6E0">
-    <w:name w:val="4B9877B92DFB41DC98CF2521B06DA6E0"/>
-    <w:rsid w:val="00C91B86"/>
+  <w:style w:type="paragraph" w:customStyle="1" w:styleId="C26BA0A6BF9D4D81900312AD8FBF2880">
+    <w:name w:val="C26BA0A6BF9D4D81900312AD8FBF2880"/>
+    <w:rsid w:val="00E57D5D"/>
   </w:style>
-  <w:style w:type="paragraph" w:customStyle="1" w:styleId="5C78C02640DA47E78051ABD78BECBD52">
-    <w:name w:val="5C78C02640DA47E78051ABD78BECBD52"/>
-    <w:rsid w:val="00C91B86"/>
+  <w:style w:type="paragraph" w:customStyle="1" w:styleId="FBBCB1F458F3430899909BCCEB955C7B">
+    <w:name w:val="FBBCB1F458F3430899909BCCEB955C7B"/>
+    <w:rsid w:val="00E57D5D"/>
   </w:style>
-  <w:style w:type="paragraph" w:customStyle="1" w:styleId="F3C8D3386A9E4D5CA0EFD10D8A10F0CB">
-    <w:name w:val="F3C8D3386A9E4D5CA0EFD10D8A10F0CB"/>
-    <w:rsid w:val="00C91B86"/>
+  <w:style w:type="paragraph" w:customStyle="1" w:styleId="E52A907FB3E94834A0C4800ADA00C391">
+    <w:name w:val="E52A907FB3E94834A0C4800ADA00C391"/>
+    <w:rsid w:val="00E57D5D"/>
   </w:style>
-  <w:style w:type="paragraph" w:customStyle="1" w:styleId="E01DC29FF45D49359C714C122AE8F0A7">
-    <w:name w:val="E01DC29FF45D49359C714C122AE8F0A7"/>
-    <w:rsid w:val="00C91B86"/>
+  <w:style w:type="paragraph" w:customStyle="1" w:styleId="4B1FE4AC01FF4B75AC1E231B950890C6">
+    <w:name w:val="4B1FE4AC01FF4B75AC1E231B950890C6"/>
+    <w:rsid w:val="00E57D5D"/>
   </w:style>
-  <w:style w:type="paragraph" w:customStyle="1" w:styleId="F8E03ACF49BF466C96CE49E6B764CEDD">
-    <w:name w:val="F8E03ACF49BF466C96CE49E6B764CEDD"/>
-    <w:rsid w:val="00C91B86"/>
+  <w:style w:type="paragraph" w:customStyle="1" w:styleId="27CF2A1EA73747B19CDBCC8BC7157258">
+    <w:name w:val="27CF2A1EA73747B19CDBCC8BC7157258"/>
+    <w:rsid w:val="00E57D5D"/>
   </w:style>
-  <w:style w:type="paragraph" w:customStyle="1" w:styleId="C9C65EFBC7A34150BB5F0AE9FFBC59A3">
-    <w:name w:val="C9C65EFBC7A34150BB5F0AE9FFBC59A3"/>
-    <w:rsid w:val="00C91B86"/>
+  <w:style w:type="paragraph" w:customStyle="1" w:styleId="E0B337B68D054970813650AD9290BD8D">
+    <w:name w:val="E0B337B68D054970813650AD9290BD8D"/>
+    <w:rsid w:val="00E57D5D"/>
   </w:style>
-  <w:style w:type="paragraph" w:customStyle="1" w:styleId="6A5716159D5A4920A04F929B159791FB">
-    <w:name w:val="6A5716159D5A4920A04F929B159791FB"/>
-    <w:rsid w:val="00C91B86"/>
+  <w:style w:type="paragraph" w:customStyle="1" w:styleId="03C725A320FE4E5ABB2DEF0FF35737A5">
+    <w:name w:val="03C725A320FE4E5ABB2DEF0FF35737A5"/>
+    <w:rsid w:val="00E57D5D"/>
   </w:style>
-  <w:style w:type="paragraph" w:customStyle="1" w:styleId="D0550DD7A153477880333EA8E68FB9A7">
-    <w:name w:val="D0550DD7A153477880333EA8E68FB9A7"/>
-    <w:rsid w:val="00C91B86"/>
+  <w:style w:type="paragraph" w:customStyle="1" w:styleId="D3C88B7035F64562981E044E1488BEE0">
+    <w:name w:val="D3C88B7035F64562981E044E1488BEE0"/>
+    <w:rsid w:val="00E57D5D"/>
   </w:style>
-  <w:style w:type="paragraph" w:customStyle="1" w:styleId="96405F86DEBE45E6BEF71AF90196B7E0">
-    <w:name w:val="96405F86DEBE45E6BEF71AF90196B7E0"/>
-    <w:rsid w:val="00C91B86"/>
+  <w:style w:type="paragraph" w:customStyle="1" w:styleId="E2C1FDD5C33B400983C783D52E487647">
+    <w:name w:val="E2C1FDD5C33B400983C783D52E487647"/>
+    <w:rsid w:val="00E57D5D"/>
   </w:style>
-  <w:style w:type="paragraph" w:customStyle="1" w:styleId="B3E5C7343D8B4C658CBD9B97E722AA9F">
-    <w:name w:val="B3E5C7343D8B4C658CBD9B97E722AA9F"/>
-    <w:rsid w:val="00C91B86"/>
+  <w:style w:type="paragraph" w:customStyle="1" w:styleId="D5700537FF4346A3B8485621B5F82BEF">
+    <w:name w:val="D5700537FF4346A3B8485621B5F82BEF"/>
+    <w:rsid w:val="00E57D5D"/>
   </w:style>
-  <w:style w:type="paragraph" w:customStyle="1" w:styleId="46A011C174EA48A0A395662AD571BAF5">
-    <w:name w:val="46A011C174EA48A0A395662AD571BAF5"/>
-    <w:rsid w:val="00C91B86"/>
+  <w:style w:type="paragraph" w:customStyle="1" w:styleId="3CE9E143480D4637946FEDABA83D6EF8">
+    <w:name w:val="3CE9E143480D4637946FEDABA83D6EF8"/>
+    <w:rsid w:val="00E57D5D"/>
   </w:style>
-  <w:style w:type="paragraph" w:customStyle="1" w:styleId="3D168602FBC24F278F8315CCD4A5FE09">
-    <w:name w:val="3D168602FBC24F278F8315CCD4A5FE09"/>
-    <w:rsid w:val="00C91B86"/>
+  <w:style w:type="paragraph" w:customStyle="1" w:styleId="BEAECB4121DA485BB3E1EDEDC5F6445A">
+    <w:name w:val="BEAECB4121DA485BB3E1EDEDC5F6445A"/>
+    <w:rsid w:val="00E57D5D"/>
   </w:style>
-  <w:style w:type="paragraph" w:customStyle="1" w:styleId="24C4CE66C50645ACBA2F30699564E340">
-    <w:name w:val="24C4CE66C50645ACBA2F30699564E340"/>
-    <w:rsid w:val="00C91B86"/>
+  <w:style w:type="paragraph" w:customStyle="1" w:styleId="7D0254E3F4484A7488F92BB816B32AE3">
+    <w:name w:val="7D0254E3F4484A7488F92BB816B32AE3"/>
+    <w:rsid w:val="00E57D5D"/>
   </w:style>
-  <w:style w:type="paragraph" w:customStyle="1" w:styleId="ACD68CB823D442CAA8E294DEE2F8D66E">
-    <w:name w:val="ACD68CB823D442CAA8E294DEE2F8D66E"/>
-    <w:rsid w:val="00C91B86"/>
+  <w:style w:type="paragraph" w:customStyle="1" w:styleId="F8EE84B42F0D439E8FD01C5544D7D4D1">
+    <w:name w:val="F8EE84B42F0D439E8FD01C5544D7D4D1"/>
+    <w:rsid w:val="00E57D5D"/>
   </w:style>
-  <w:style w:type="paragraph" w:customStyle="1" w:styleId="6FDE3BBAE67649CCBA8FD55A201EF7D7">
-    <w:name w:val="6FDE3BBAE67649CCBA8FD55A201EF7D7"/>
-    <w:rsid w:val="00C91B86"/>
+  <w:style w:type="paragraph" w:customStyle="1" w:styleId="C2A83BA91DDD42B28E93395185B08ADE">
+    <w:name w:val="C2A83BA91DDD42B28E93395185B08ADE"/>
+    <w:rsid w:val="00E57D5D"/>
   </w:style>
-  <w:style w:type="paragraph" w:customStyle="1" w:styleId="4570B907140842DE98A2631EE784D8E4">
-    <w:name w:val="4570B907140842DE98A2631EE784D8E4"/>
-    <w:rsid w:val="00C91B86"/>
+  <w:style w:type="paragraph" w:customStyle="1" w:styleId="3D335A99DA27492F9970ABCA8FAC79D7">
+    <w:name w:val="3D335A99DA27492F9970ABCA8FAC79D7"/>
+    <w:rsid w:val="00E57D5D"/>
   </w:style>
-  <w:style w:type="paragraph" w:customStyle="1" w:styleId="52EA2622313E46BABE631D9561F5A9ED">
-    <w:name w:val="52EA2622313E46BABE631D9561F5A9ED"/>
-    <w:rsid w:val="00C91B86"/>
+  <w:style w:type="paragraph" w:customStyle="1" w:styleId="C7C4686CAE9E44F389503BEF6AEE0E0F">
+    <w:name w:val="C7C4686CAE9E44F389503BEF6AEE0E0F"/>
+    <w:rsid w:val="00E57D5D"/>
   </w:style>
-  <w:style w:type="paragraph" w:customStyle="1" w:styleId="18D51BB4F6E741AA95CC4626A1ACE73E">
-    <w:name w:val="18D51BB4F6E741AA95CC4626A1ACE73E"/>
-    <w:rsid w:val="00C91B86"/>
+  <w:style w:type="paragraph" w:customStyle="1" w:styleId="89E90734902D4E269C9872BA70A1AD80">
+    <w:name w:val="89E90734902D4E269C9872BA70A1AD80"/>
+    <w:rsid w:val="00E57D5D"/>
   </w:style>
-  <w:style w:type="paragraph" w:customStyle="1" w:styleId="35298C6F706F4CD5A88A0CA2A2ACF642">
-    <w:name w:val="35298C6F706F4CD5A88A0CA2A2ACF642"/>
-    <w:rsid w:val="00C91B86"/>
+  <w:style w:type="paragraph" w:customStyle="1" w:styleId="2BC6AE52EA67412CA2E0713575355658">
+    <w:name w:val="2BC6AE52EA67412CA2E0713575355658"/>
+    <w:rsid w:val="00E57D5D"/>
   </w:style>
-  <w:style w:type="paragraph" w:customStyle="1" w:styleId="F4E9306AAA9F419F84B23AA85A93E347">
-    <w:name w:val="F4E9306AAA9F419F84B23AA85A93E347"/>
-    <w:rsid w:val="00C91B86"/>
+  <w:style w:type="paragraph" w:customStyle="1" w:styleId="8E1DD3B709CD4D31BDD5F3932C3D374D">
+    <w:name w:val="8E1DD3B709CD4D31BDD5F3932C3D374D"/>
+    <w:rsid w:val="00E57D5D"/>
   </w:style>
-  <w:style w:type="paragraph" w:customStyle="1" w:styleId="64A04F8C330D4587B3B717D8E353BD34">
-    <w:name w:val="64A04F8C330D4587B3B717D8E353BD34"/>
-    <w:rsid w:val="00C91B86"/>
+  <w:style w:type="paragraph" w:customStyle="1" w:styleId="B2C4108A421D45379010E13B043015DA">
+    <w:name w:val="B2C4108A421D45379010E13B043015DA"/>
+    <w:rsid w:val="00E57D5D"/>
   </w:style>
-  <w:style w:type="paragraph" w:customStyle="1" w:styleId="C120F92ABEA846B580C17AA05676BFF4">
-    <w:name w:val="C120F92ABEA846B580C17AA05676BFF4"/>
-    <w:rsid w:val="00C91B86"/>
+  <w:style w:type="paragraph" w:customStyle="1" w:styleId="0690BCFE3B304B599FAFBEECC2BF0638">
+    <w:name w:val="0690BCFE3B304B599FAFBEECC2BF0638"/>
+    <w:rsid w:val="00E57D5D"/>
   </w:style>
-  <w:style w:type="paragraph" w:customStyle="1" w:styleId="3725DAAB31554358A6DE75B0E172FF37">
-    <w:name w:val="3725DAAB31554358A6DE75B0E172FF37"/>
-    <w:rsid w:val="00C91B86"/>
+  <w:style w:type="paragraph" w:customStyle="1" w:styleId="B8D31671239948DEA27B5C10583CFD03">
+    <w:name w:val="B8D31671239948DEA27B5C10583CFD03"/>
+    <w:rsid w:val="00E57D5D"/>
   </w:style>
-  <w:style w:type="paragraph" w:customStyle="1" w:styleId="0D9C04D5A889455D9EA39793A2DC2E5C">
-    <w:name w:val="0D9C04D5A889455D9EA39793A2DC2E5C"/>
-    <w:rsid w:val="00C91B86"/>
+  <w:style w:type="paragraph" w:customStyle="1" w:styleId="DF61024A410C496D845FDC23C69B5BD9">
+    <w:name w:val="DF61024A410C496D845FDC23C69B5BD9"/>
+    <w:rsid w:val="00E57D5D"/>
   </w:style>
-  <w:style w:type="paragraph" w:customStyle="1" w:styleId="D30B68BAA1DC4C018D73BAC9117F407D">
-    <w:name w:val="D30B68BAA1DC4C018D73BAC9117F407D"/>
-    <w:rsid w:val="00C91B86"/>
+  <w:style w:type="paragraph" w:customStyle="1" w:styleId="1EA22E4703A044469CD19EDD415EFB07">
+    <w:name w:val="1EA22E4703A044469CD19EDD415EFB07"/>
+    <w:rsid w:val="00E57D5D"/>
   </w:style>
-  <w:style w:type="paragraph" w:customStyle="1" w:styleId="2A80686167194599A9923BB43EC2781F">
-    <w:name w:val="2A80686167194599A9923BB43EC2781F"/>
-    <w:rsid w:val="00C91B86"/>
+  <w:style w:type="paragraph" w:customStyle="1" w:styleId="7F90D798589B408093F8074DA65794C2">
+    <w:name w:val="7F90D798589B408093F8074DA65794C2"/>
+    <w:rsid w:val="00E57D5D"/>
   </w:style>
-  <w:style w:type="paragraph" w:customStyle="1" w:styleId="3B51CC3915E64366A0C7539BEDB78BFC">
-    <w:name w:val="3B51CC3915E64366A0C7539BEDB78BFC"/>
-    <w:rsid w:val="00C91B86"/>
+  <w:style w:type="paragraph" w:customStyle="1" w:styleId="935A88A9BD7D4F58A8DA15AF774E0A09">
+    <w:name w:val="935A88A9BD7D4F58A8DA15AF774E0A09"/>
+    <w:rsid w:val="00E57D5D"/>
   </w:style>
-  <w:style w:type="paragraph" w:customStyle="1" w:styleId="1FACC8EDED4E444380A48182E1BFF0AB">
-    <w:name w:val="1FACC8EDED4E444380A48182E1BFF0AB"/>
-    <w:rsid w:val="00C91B86"/>
+  <w:style w:type="paragraph" w:customStyle="1" w:styleId="FE6391AAAB324EBA9186DAB0AE198483">
+    <w:name w:val="FE6391AAAB324EBA9186DAB0AE198483"/>
+    <w:rsid w:val="00E57D5D"/>
   </w:style>
-  <w:style w:type="paragraph" w:customStyle="1" w:styleId="6224B5FACB7D4A0F9134A98BEBF64103">
-    <w:name w:val="6224B5FACB7D4A0F9134A98BEBF64103"/>
-    <w:rsid w:val="00C91B86"/>
+  <w:style w:type="paragraph" w:customStyle="1" w:styleId="F92E7C0217254C02A55D5CA55CAEE175">
+    <w:name w:val="F92E7C0217254C02A55D5CA55CAEE175"/>
+    <w:rsid w:val="00E57D5D"/>
   </w:style>
-  <w:style w:type="paragraph" w:customStyle="1" w:styleId="EBEDCD93C65F477ABB005550FA9B1FC4">
-    <w:name w:val="EBEDCD93C65F477ABB005550FA9B1FC4"/>
-    <w:rsid w:val="00C91B86"/>
+  <w:style w:type="paragraph" w:customStyle="1" w:styleId="8E9AC0136FB245CC93EE28F5FC1E240C">
+    <w:name w:val="8E9AC0136FB245CC93EE28F5FC1E240C"/>
+    <w:rsid w:val="00E57D5D"/>
   </w:style>
-  <w:style w:type="paragraph" w:customStyle="1" w:styleId="DB24E35FF23B4708AC1D2D31B40A03AF">
-    <w:name w:val="DB24E35FF23B4708AC1D2D31B40A03AF"/>
-    <w:rsid w:val="00C91B86"/>
+  <w:style w:type="paragraph" w:customStyle="1" w:styleId="3C6D42691DD9407AA3F07A1538DD8804">
+    <w:name w:val="3C6D42691DD9407AA3F07A1538DD8804"/>
+    <w:rsid w:val="00E57D5D"/>
   </w:style>
-  <w:style w:type="paragraph" w:customStyle="1" w:styleId="9390EA0691C54C859567DA736E554DF1">
-    <w:name w:val="9390EA0691C54C859567DA736E554DF1"/>
-    <w:rsid w:val="00C91B86"/>
+  <w:style w:type="paragraph" w:customStyle="1" w:styleId="686F123AC46A439A8AD543C7DFC9B64E">
+    <w:name w:val="686F123AC46A439A8AD543C7DFC9B64E"/>
+    <w:rsid w:val="00E57D5D"/>
   </w:style>
-  <w:style w:type="paragraph" w:customStyle="1" w:styleId="69B2102C81D14049AB121B1B7FE10567">
-    <w:name w:val="69B2102C81D14049AB121B1B7FE10567"/>
-    <w:rsid w:val="00C91B86"/>
+  <w:style w:type="paragraph" w:customStyle="1" w:styleId="C7E9937FBB364CB6B4A8F80F4EB963B2">
+    <w:name w:val="C7E9937FBB364CB6B4A8F80F4EB963B2"/>
+    <w:rsid w:val="00E57D5D"/>
   </w:style>
-  <w:style w:type="paragraph" w:customStyle="1" w:styleId="A29A92B1C0C0468495504075A1270081">
-    <w:name w:val="A29A92B1C0C0468495504075A1270081"/>
-    <w:rsid w:val="00C91B86"/>
+  <w:style w:type="paragraph" w:customStyle="1" w:styleId="900E3D285BC24FD293CA67D94627B0F6">
+    <w:name w:val="900E3D285BC24FD293CA67D94627B0F6"/>
+    <w:rsid w:val="00E57D5D"/>
   </w:style>
-  <w:style w:type="paragraph" w:customStyle="1" w:styleId="4E5858571DE642E59208C57960057CA7">
-    <w:name w:val="4E5858571DE642E59208C57960057CA7"/>
-    <w:rsid w:val="00C91B86"/>
+  <w:style w:type="paragraph" w:customStyle="1" w:styleId="D38D5E1DFB2D4AEFB5C772481113D77D">
+    <w:name w:val="D38D5E1DFB2D4AEFB5C772481113D77D"/>
+    <w:rsid w:val="00E57D5D"/>
   </w:style>
-  <w:style w:type="paragraph" w:customStyle="1" w:styleId="A4C358B51FC34E09BACD61D948459CA7">
-    <w:name w:val="A4C358B51FC34E09BACD61D948459CA7"/>
-    <w:rsid w:val="00C91B86"/>
+  <w:style w:type="paragraph" w:customStyle="1" w:styleId="9490629781AE42ACAE0B4985681BC538">
+    <w:name w:val="9490629781AE42ACAE0B4985681BC538"/>
+    <w:rsid w:val="00E57D5D"/>
   </w:style>
-  <w:style w:type="paragraph" w:customStyle="1" w:styleId="41DD2ADBBDDE49E39B1B3E0DD632714B">
-    <w:name w:val="41DD2ADBBDDE49E39B1B3E0DD632714B"/>
-    <w:rsid w:val="00C91B86"/>
+  <w:style w:type="paragraph" w:customStyle="1" w:styleId="3DFE79F3E6064AA283DBBB0468A4E6FB">
+    <w:name w:val="3DFE79F3E6064AA283DBBB0468A4E6FB"/>
+    <w:rsid w:val="00E57D5D"/>
   </w:style>
-  <w:style w:type="paragraph" w:customStyle="1" w:styleId="BCE992822EDB464DA530B4D1C064D842">
-    <w:name w:val="BCE992822EDB464DA530B4D1C064D842"/>
-    <w:rsid w:val="00C91B86"/>
+  <w:style w:type="paragraph" w:customStyle="1" w:styleId="6058C3E06AE248EC950528A97015558C">
+    <w:name w:val="6058C3E06AE248EC950528A97015558C"/>
+    <w:rsid w:val="00E57D5D"/>
   </w:style>
-  <w:style w:type="paragraph" w:customStyle="1" w:styleId="D27043DA70C84EF78F11316E4611B297">
-    <w:name w:val="D27043DA70C84EF78F11316E4611B297"/>
-    <w:rsid w:val="00C91B86"/>
+  <w:style w:type="paragraph" w:customStyle="1" w:styleId="8274F11A6775418BB00220BF8092E2E9">
+    <w:name w:val="8274F11A6775418BB00220BF8092E2E9"/>
+    <w:rsid w:val="00E57D5D"/>
   </w:style>
-  <w:style w:type="paragraph" w:customStyle="1" w:styleId="983035C35F394A60BEB5B18C97430751">
-    <w:name w:val="983035C35F394A60BEB5B18C97430751"/>
-    <w:rsid w:val="00C91B86"/>
+  <w:style w:type="paragraph" w:customStyle="1" w:styleId="B0620E4925F04E079CDFA26A2F1EC797">
+    <w:name w:val="B0620E4925F04E079CDFA26A2F1EC797"/>
+    <w:rsid w:val="00E57D5D"/>
   </w:style>
 </w:styles>
 </file>
